--- a/06-学生侧材料/讲义/3-物理化学/化学动力学-超级充实版（自学完整）.docx
+++ b/06-学生侧材料/讲义/3-物理化学/化学动力学-超级充实版（自学完整）.docx
@@ -5799,7 +5799,7 @@
         <w:rPr>
           <w:rFonts w:hint="eastAsia" w:ascii="Times New Roman" w:hAnsi="Times New Roman" w:eastAsia="FangSong" w:cs="Times New Roman"/>
         </w:rPr>
-        <w:t>不是</w:t>
+        <w:t>并非</w:t>
       </w:r>
       <w:r>
         <w:rPr>
@@ -5811,7 +5811,7 @@
         <w:rPr>
           <w:rFonts w:hint="eastAsia" w:ascii="Times New Roman" w:hAnsi="Times New Roman" w:eastAsia="FangSong" w:cs="Times New Roman"/>
         </w:rPr>
-        <w:t>配平方程式时顺手带出来的指数</w:t>
+        <w:t>配平方程式时附带得到的指数</w:t>
       </w:r>
       <w:r>
         <w:rPr>
@@ -5823,7 +5823,7 @@
         <w:rPr>
           <w:rFonts w:hint="eastAsia" w:ascii="Times New Roman" w:hAnsi="Times New Roman" w:eastAsia="FangSong" w:cs="Times New Roman"/>
         </w:rPr>
-        <w:t>而是实验拟合得到的数量关系</w:t>
+        <w:t>而是由实验拟合得到的数量关系</w:t>
       </w:r>
       <w:r>
         <w:rPr>
@@ -7407,7 +7407,7 @@
         <w:rPr>
           <w:rFonts w:hint="eastAsia" w:ascii="Times New Roman" w:hAnsi="Times New Roman" w:eastAsia="FangSong" w:cs="Times New Roman"/>
         </w:rPr>
-        <w:t xml:space="preserve">这就是为什么不同级数的</w:t>
+        <w:t xml:space="preserve">因此不同级数的</w:t>
       </w:r>
       <w:r>
         <w:rPr>
@@ -13403,7 +13403,7 @@
         <w:rPr>
           <w:rFonts w:hint="eastAsia" w:ascii="Times New Roman" w:hAnsi="Times New Roman" w:eastAsia="FangSong" w:cs="Times New Roman"/>
         </w:rPr>
-        <w:t>所以很多反应对温度非常敏感</w:t>
+        <w:t>所以很多反应对温度十分敏感</w:t>
       </w:r>
       <w:r>
         <w:rPr>
@@ -13704,7 +13704,7 @@
         <w:rPr>
           <w:rFonts w:hint="eastAsia" w:ascii="Times New Roman" w:hAnsi="Times New Roman" w:eastAsia="FangSong" w:cs="Times New Roman"/>
         </w:rPr>
-        <w:t xml:space="preserve">这就是为什么实验上常用</w:t>
+        <w:t xml:space="preserve">因此实验上常用</w:t>
       </w:r>
       <w:r>
         <w:rPr>
@@ -17104,7 +17104,7 @@
         <w:rPr>
           <w:rFonts w:hint="eastAsia" w:ascii="Times New Roman" w:hAnsi="Times New Roman" w:eastAsia="FangSong" w:cs="Times New Roman"/>
         </w:rPr>
-        <w:t>要特别注意</w:t>
+        <w:t>需要注意</w:t>
       </w:r>
       <w:r>
         <w:rPr>
@@ -22900,7 +22900,7 @@
         <w:rPr>
           <w:rFonts w:hint="eastAsia" w:ascii="Times New Roman" w:hAnsi="Times New Roman" w:eastAsia="FangSong" w:cs="Times New Roman"/>
         </w:rPr>
-        <w:t>这条关系非常重要</w:t>
+        <w:t>这条关系十分重要</w:t>
       </w:r>
       <w:r>
         <w:rPr>
@@ -26690,7 +26690,7 @@
         <w:rPr>
           <w:rFonts w:hint="eastAsia" w:ascii="Times New Roman" w:hAnsi="Times New Roman" w:eastAsia="FangSong" w:cs="Times New Roman"/>
         </w:rPr>
-        <w:t>不要一上来就套</w:t>
+        <w:t>不要一开始就套</w:t>
       </w:r>
       <w:r>
         <w:rPr>
@@ -30470,7 +30470,7 @@
         <w:rPr>
           <w:rFonts w:hint="eastAsia" w:ascii="Times New Roman" w:hAnsi="Times New Roman" w:eastAsia="FangSong" w:cs="Times New Roman"/>
         </w:rPr>
-        <w:t>说明为什么速控步对总速率特别关键</w:t>
+        <w:t>说明为什么速控步对总速率的影响尤为关键</w:t>
       </w:r>
       <w:r>
         <w:rPr>
@@ -37007,7 +37007,7 @@
     <ns0:name ns0:val="Verbatim Char"/>
     <ns0:basedOn ns0:val="BodyTextChar"/>
     <ns0:rPr>
-      <ns0:rFonts ns0:ascii="SimSun" ns0:hAnsi="SimSun" ns0:eastAsia="SimSun" ns0:cs="SimSun"/>
+      <ns0:rFonts ns0:ascii="SimSun" ns0:cs="SimSun" ns0:eastAsia="SimSun" ns0:hAnsi="SimSun"/>
       <ns0:b ns0:val="0"/>
       <ns0:sz ns0:val="20"/>
     </ns0:rPr>
@@ -37077,7 +37077,7 @@
       <w:wordWrap w:val="off"/>
     </w:pPr>
     <ns0:rPr>
-      <w:rFonts w:ascii="SimSun" w:hAnsi="SimSun" w:eastAsia="SimSun" w:cs="SimSun"/>
+      <w:rFonts ns0:ascii="SimSun" ns0:hAnsi="SimSun" ns0:eastAsia="SimSun" ns0:cs="SimSun"/>
     </ns0:rPr>
   </w:style>
   <w:style w:type="character" w:customStyle="1" w:styleId="KeywordTok">

--- a/06-学生侧材料/讲义/3-物理化学/化学动力学-超级充实版（自学完整）.docx
+++ b/06-学生侧材料/讲义/3-物理化学/化学动力学-超级充实版（自学完整）.docx
@@ -51,194 +51,20 @@
     </w:p>
     <w:p>
       <w:pPr>
-        <w:pStyle w:val="Compact"/>
-        <w:numPr>
-          <w:ilvl w:val="0"/>
-          <w:numId w:val="1001"/>
-        </w:numPr>
-      </w:pPr>
-      <w:r>
-        <w:rPr>
-          <w:rFonts w:hint="eastAsia" w:ascii="Times New Roman" w:hAnsi="Times New Roman" w:eastAsia="FangSong" w:cs="Times New Roman"/>
-        </w:rPr>
-        <w:t>目标</w:t>
-      </w:r>
-      <w:r>
-        <w:rPr>
-          <w:rFonts w:hint="eastAsia" w:ascii="Times New Roman" w:hAnsi="Times New Roman" w:eastAsia="Times New Roman" w:cs="Times New Roman"/>
-        </w:rPr>
-        <w:t>1：</w:t>
-      </w:r>
-      <w:r>
-        <w:rPr>
-          <w:rFonts w:hint="eastAsia" w:ascii="Times New Roman" w:hAnsi="Times New Roman" w:eastAsia="FangSong" w:cs="Times New Roman"/>
-        </w:rPr>
-        <w:t>能正确书写平均速率</w:t>
-      </w:r>
-      <w:r>
-        <w:rPr>
-          <w:rFonts w:hint="eastAsia" w:ascii="Times New Roman" w:hAnsi="Times New Roman" w:eastAsia="Times New Roman" w:cs="Times New Roman"/>
-        </w:rPr>
-        <w:t>、</w:t>
-      </w:r>
-      <w:r>
-        <w:rPr>
-          <w:rFonts w:hint="eastAsia" w:ascii="Times New Roman" w:hAnsi="Times New Roman" w:eastAsia="FangSong" w:cs="Times New Roman"/>
-        </w:rPr>
-        <w:t>瞬时速率和按化学计量系数归一后的统一速率表达式</w:t>
-      </w:r>
-    </w:p>
-    <w:p>
-      <w:pPr>
-        <w:pStyle w:val="Compact"/>
-        <w:numPr>
-          <w:ilvl w:val="0"/>
-          <w:numId w:val="1001"/>
-        </w:numPr>
-      </w:pPr>
-      <w:r>
-        <w:rPr>
-          <w:rFonts w:hint="eastAsia" w:ascii="Times New Roman" w:hAnsi="Times New Roman" w:eastAsia="FangSong" w:cs="Times New Roman"/>
-        </w:rPr>
-        <w:t>目标</w:t>
-      </w:r>
-      <w:r>
-        <w:rPr>
-          <w:rFonts w:hint="eastAsia" w:ascii="Times New Roman" w:hAnsi="Times New Roman" w:eastAsia="Times New Roman" w:cs="Times New Roman"/>
-        </w:rPr>
-        <w:t>2：</w:t>
-      </w:r>
-      <w:r>
-        <w:rPr>
-          <w:rFonts w:hint="eastAsia" w:ascii="Times New Roman" w:hAnsi="Times New Roman" w:eastAsia="FangSong" w:cs="Times New Roman"/>
-        </w:rPr>
-        <w:t>能根据实验数据用初始速率法</w:t>
-      </w:r>
-      <w:r>
-        <w:rPr>
-          <w:rFonts w:hint="eastAsia" w:ascii="Times New Roman" w:hAnsi="Times New Roman" w:eastAsia="Times New Roman" w:cs="Times New Roman"/>
-        </w:rPr>
-        <w:t>、</w:t>
-      </w:r>
-      <w:r>
-        <w:rPr>
-          <w:rFonts w:hint="eastAsia" w:ascii="Times New Roman" w:hAnsi="Times New Roman" w:eastAsia="FangSong" w:cs="Times New Roman"/>
-        </w:rPr>
-        <w:t>积分法和半衰期法判断反应级数</w:t>
-      </w:r>
-    </w:p>
-    <w:p>
-      <w:pPr>
-        <w:pStyle w:val="Compact"/>
-        <w:numPr>
-          <w:ilvl w:val="0"/>
-          <w:numId w:val="1001"/>
-        </w:numPr>
-      </w:pPr>
-      <w:r>
-        <w:rPr>
-          <w:rFonts w:hint="eastAsia" w:ascii="Times New Roman" w:hAnsi="Times New Roman" w:eastAsia="FangSong" w:cs="Times New Roman"/>
-        </w:rPr>
-        <w:t>目标</w:t>
-      </w:r>
-      <w:r>
-        <w:rPr>
-          <w:rFonts w:hint="eastAsia" w:ascii="Times New Roman" w:hAnsi="Times New Roman" w:eastAsia="Times New Roman" w:cs="Times New Roman"/>
-        </w:rPr>
-        <w:t>3：</w:t>
-      </w:r>
-      <w:r>
-        <w:rPr>
-          <w:rFonts w:hint="eastAsia" w:ascii="Times New Roman" w:hAnsi="Times New Roman" w:eastAsia="FangSong" w:cs="Times New Roman"/>
-        </w:rPr>
-        <w:t>能掌握零级</w:t>
-      </w:r>
-      <w:r>
-        <w:rPr>
-          <w:rFonts w:hint="eastAsia" w:ascii="Times New Roman" w:hAnsi="Times New Roman" w:eastAsia="Times New Roman" w:cs="Times New Roman"/>
-        </w:rPr>
-        <w:t>、</w:t>
-      </w:r>
-      <w:r>
-        <w:rPr>
-          <w:rFonts w:hint="eastAsia" w:ascii="Times New Roman" w:hAnsi="Times New Roman" w:eastAsia="FangSong" w:cs="Times New Roman"/>
-        </w:rPr>
-        <w:t>一级</w:t>
-      </w:r>
-      <w:r>
-        <w:rPr>
-          <w:rFonts w:hint="eastAsia" w:ascii="Times New Roman" w:hAnsi="Times New Roman" w:eastAsia="Times New Roman" w:cs="Times New Roman"/>
-        </w:rPr>
-        <w:t>、</w:t>
-      </w:r>
-      <w:r>
-        <w:rPr>
-          <w:rFonts w:hint="eastAsia" w:ascii="Times New Roman" w:hAnsi="Times New Roman" w:eastAsia="FangSong" w:cs="Times New Roman"/>
-        </w:rPr>
-        <w:t>二级反应的积分速率方程</w:t>
-      </w:r>
-      <w:r>
-        <w:rPr>
-          <w:rFonts w:hint="eastAsia" w:ascii="Times New Roman" w:hAnsi="Times New Roman" w:eastAsia="Times New Roman" w:cs="Times New Roman"/>
-        </w:rPr>
-        <w:t>，</w:t>
-      </w:r>
-      <w:r>
-        <w:rPr>
-          <w:rFonts w:hint="eastAsia" w:ascii="Times New Roman" w:hAnsi="Times New Roman" w:eastAsia="FangSong" w:cs="Times New Roman"/>
-        </w:rPr>
-        <w:t>并处理浓度</w:t>
-      </w:r>
-      <w:r>
-        <w:rPr>
-          <w:rFonts w:hint="eastAsia" w:ascii="Times New Roman" w:hAnsi="Times New Roman" w:eastAsia="Times New Roman" w:cs="Times New Roman"/>
-        </w:rPr>
-        <w:t>-</w:t>
-      </w:r>
-      <w:r>
-        <w:rPr>
-          <w:rFonts w:hint="eastAsia" w:ascii="Times New Roman" w:hAnsi="Times New Roman" w:eastAsia="FangSong" w:cs="Times New Roman"/>
-        </w:rPr>
-        <w:t>时间数据</w:t>
-      </w:r>
-    </w:p>
-    <w:p>
-      <w:pPr>
-        <w:pStyle w:val="Compact"/>
-        <w:numPr>
-          <w:ilvl w:val="0"/>
-          <w:numId w:val="1001"/>
-        </w:numPr>
-      </w:pPr>
-      <w:r>
-        <w:rPr>
-          <w:rFonts w:hint="eastAsia" w:ascii="Times New Roman" w:hAnsi="Times New Roman" w:eastAsia="FangSong" w:cs="Times New Roman"/>
-        </w:rPr>
-        <w:t>目标</w:t>
-      </w:r>
-      <w:r>
-        <w:rPr>
-          <w:rFonts w:hint="eastAsia" w:ascii="Times New Roman" w:hAnsi="Times New Roman" w:eastAsia="Times New Roman" w:cs="Times New Roman"/>
-        </w:rPr>
-        <w:t>4：</w:t>
-      </w:r>
-      <w:r>
-        <w:rPr>
-          <w:rFonts w:hint="eastAsia" w:ascii="Times New Roman" w:hAnsi="Times New Roman" w:eastAsia="FangSong" w:cs="Times New Roman"/>
-        </w:rPr>
-        <w:t>能用</w:t>
-      </w:r>
-      <w:r>
-        <w:rPr>
-          <w:rFonts w:ascii="Times New Roman" w:hAnsi="Times New Roman" w:eastAsia="Times New Roman" w:cs="Times New Roman"/>
-        </w:rPr>
-        <w:t xml:space="preserve"> Arrhenius </w:t>
-      </w:r>
-      <w:r>
-        <w:rPr>
-          <w:rFonts w:hint="eastAsia" w:ascii="Times New Roman" w:hAnsi="Times New Roman" w:eastAsia="FangSong" w:cs="Times New Roman"/>
-        </w:rPr>
-        <w:t xml:space="preserve">方程进行</w:t>
+        <w:pStyle w:val="BlockText"/>
+        <w:spacing w:after="80"/>
+      </w:pPr>
+      <w:r>
+        <w:rPr>
+          <w:rFonts w:hint="eastAsia" w:ascii="Times New Roman" w:hAnsi="Times New Roman" w:eastAsia="FangSong" w:cs="Times New Roman"/>
+        </w:rPr>
+        <w:t>对齐考纲</w:t>
+      </w:r>
+      <w:r>
+        <w:rPr>
+          <w:rFonts w:hint="eastAsia" w:ascii="Times New Roman" w:hAnsi="Times New Roman" w:eastAsia="Times New Roman" w:cs="Times New Roman"/>
+        </w:rPr>
+        <w:t>：§57</w:t>
       </w:r>
       <w:r>
         <w:rPr>
@@ -246,242 +72,656 @@
         </w:rPr>
         <w:t xml:space="preserve"> </w:t>
       </w:r>
-      <m:oMath>
-        <m:r>
-          <m:t>k</m:t>
-        </m:r>
-      </m:oMath>
-      <w:r>
-        <w:rPr>
-          <w:rFonts w:ascii="Times New Roman" w:hAnsi="Times New Roman" w:eastAsia="Times New Roman" w:cs="Times New Roman"/>
-        </w:rPr>
-        <w:t xml:space="preserve"> </w:t>
-      </w:r>
-      <w:r>
-        <w:rPr>
-          <w:rFonts w:hint="eastAsia" w:ascii="Times New Roman" w:hAnsi="Times New Roman" w:eastAsia="FangSong" w:cs="Times New Roman"/>
-        </w:rPr>
-        <w:t xml:space="preserve">与</w:t>
-      </w:r>
-      <w:r>
-        <w:rPr>
-          <w:rFonts w:ascii="Times New Roman" w:hAnsi="Times New Roman" w:eastAsia="Times New Roman" w:cs="Times New Roman"/>
-        </w:rPr>
-        <w:t xml:space="preserve"> </w:t>
-      </w:r>
-      <m:oMath>
-        <m:r>
-          <m:t>T</m:t>
-        </m:r>
-      </m:oMath>
-      <w:r>
-        <w:rPr>
-          <w:rFonts w:ascii="Times New Roman" w:hAnsi="Times New Roman" w:eastAsia="Times New Roman" w:cs="Times New Roman"/>
-        </w:rPr>
-        <w:t xml:space="preserve"> </w:t>
-      </w:r>
-      <w:r>
-        <w:rPr>
-          <w:rFonts w:hint="eastAsia" w:ascii="Times New Roman" w:hAnsi="Times New Roman" w:eastAsia="FangSong" w:cs="Times New Roman"/>
-        </w:rPr>
-        <w:t>的计算</w:t>
-      </w:r>
-      <w:r>
-        <w:rPr>
-          <w:rFonts w:hint="eastAsia" w:ascii="Times New Roman" w:hAnsi="Times New Roman" w:eastAsia="Times New Roman" w:cs="Times New Roman"/>
-        </w:rPr>
-        <w:t>，</w:t>
-      </w:r>
-      <w:r>
-        <w:rPr>
-          <w:rFonts w:hint="eastAsia" w:ascii="Times New Roman" w:hAnsi="Times New Roman" w:eastAsia="FangSong" w:cs="Times New Roman"/>
-        </w:rPr>
-        <w:t>理解活化能的物理意义</w:t>
-      </w:r>
-    </w:p>
-    <w:p>
-      <w:pPr>
-        <w:pStyle w:val="Compact"/>
-        <w:numPr>
-          <w:ilvl w:val="0"/>
-          <w:numId w:val="1001"/>
-        </w:numPr>
-      </w:pPr>
-      <w:r>
-        <w:rPr>
-          <w:rFonts w:hint="eastAsia" w:ascii="Times New Roman" w:hAnsi="Times New Roman" w:eastAsia="FangSong" w:cs="Times New Roman"/>
-        </w:rPr>
-        <w:t>目标</w:t>
-      </w:r>
-      <w:r>
-        <w:rPr>
-          <w:rFonts w:hint="eastAsia" w:ascii="Times New Roman" w:hAnsi="Times New Roman" w:eastAsia="Times New Roman" w:cs="Times New Roman"/>
-        </w:rPr>
-        <w:t>5：</w:t>
-      </w:r>
-      <w:r>
-        <w:rPr>
-          <w:rFonts w:hint="eastAsia" w:ascii="Times New Roman" w:hAnsi="Times New Roman" w:eastAsia="FangSong" w:cs="Times New Roman"/>
-        </w:rPr>
-        <w:t>能区分基元反应</w:t>
-      </w:r>
-      <w:r>
-        <w:rPr>
-          <w:rFonts w:hint="eastAsia" w:ascii="Times New Roman" w:hAnsi="Times New Roman" w:eastAsia="Times New Roman" w:cs="Times New Roman"/>
-        </w:rPr>
-        <w:t>、</w:t>
-      </w:r>
-      <w:r>
-        <w:rPr>
-          <w:rFonts w:hint="eastAsia" w:ascii="Times New Roman" w:hAnsi="Times New Roman" w:eastAsia="FangSong" w:cs="Times New Roman"/>
-        </w:rPr>
-        <w:t>复杂反应</w:t>
-      </w:r>
-      <w:r>
-        <w:rPr>
-          <w:rFonts w:hint="eastAsia" w:ascii="Times New Roman" w:hAnsi="Times New Roman" w:eastAsia="Times New Roman" w:cs="Times New Roman"/>
-        </w:rPr>
-        <w:t>、</w:t>
-      </w:r>
-      <w:r>
-        <w:rPr>
-          <w:rFonts w:hint="eastAsia" w:ascii="Times New Roman" w:hAnsi="Times New Roman" w:eastAsia="FangSong" w:cs="Times New Roman"/>
-        </w:rPr>
-        <w:t>反应分子数</w:t>
-      </w:r>
-      <w:r>
-        <w:rPr>
-          <w:rFonts w:hint="eastAsia" w:ascii="Times New Roman" w:hAnsi="Times New Roman" w:eastAsia="Times New Roman" w:cs="Times New Roman"/>
-        </w:rPr>
-        <w:t>、</w:t>
-      </w:r>
-      <w:r>
-        <w:rPr>
-          <w:rFonts w:hint="eastAsia" w:ascii="Times New Roman" w:hAnsi="Times New Roman" w:eastAsia="FangSong" w:cs="Times New Roman"/>
-        </w:rPr>
-        <w:t>反应级数和速控步</w:t>
-      </w:r>
-    </w:p>
-    <w:p>
-      <w:pPr>
-        <w:pStyle w:val="Compact"/>
-        <w:numPr>
-          <w:ilvl w:val="0"/>
-          <w:numId w:val="1001"/>
-        </w:numPr>
-      </w:pPr>
-      <w:r>
-        <w:rPr>
-          <w:rFonts w:hint="eastAsia" w:ascii="Times New Roman" w:hAnsi="Times New Roman" w:eastAsia="FangSong" w:cs="Times New Roman"/>
-        </w:rPr>
-        <w:t>目标</w:t>
-      </w:r>
-      <w:r>
-        <w:rPr>
-          <w:rFonts w:hint="eastAsia" w:ascii="Times New Roman" w:hAnsi="Times New Roman" w:eastAsia="Times New Roman" w:cs="Times New Roman"/>
-        </w:rPr>
-        <w:t>6：</w:t>
-      </w:r>
-      <w:r>
-        <w:rPr>
-          <w:rFonts w:hint="eastAsia" w:ascii="Times New Roman" w:hAnsi="Times New Roman" w:eastAsia="FangSong" w:cs="Times New Roman"/>
-        </w:rPr>
-        <w:t>能从动力学角度理解催化剂的本质</w:t>
-      </w:r>
-      <w:r>
-        <w:rPr>
-          <w:rFonts w:hint="eastAsia" w:ascii="Times New Roman" w:hAnsi="Times New Roman" w:eastAsia="Times New Roman" w:cs="Times New Roman"/>
-        </w:rPr>
-        <w:t>，</w:t>
-      </w:r>
-      <w:r>
-        <w:rPr>
-          <w:rFonts w:hint="eastAsia" w:ascii="Times New Roman" w:hAnsi="Times New Roman" w:eastAsia="FangSong" w:cs="Times New Roman"/>
-        </w:rPr>
-        <w:t>并能辨析</w:t>
-      </w:r>
-      <w:r>
-        <w:rPr>
-          <w:rFonts w:hint="eastAsia" w:ascii="Times New Roman" w:hAnsi="Times New Roman" w:eastAsia="Times New Roman" w:cs="Times New Roman"/>
-        </w:rPr>
-        <w:t>“</w:t>
-      </w:r>
-      <w:r>
-        <w:rPr>
-          <w:rFonts w:hint="eastAsia" w:ascii="Times New Roman" w:hAnsi="Times New Roman" w:eastAsia="FangSong" w:cs="Times New Roman"/>
-        </w:rPr>
-        <w:t>催化剂改变速率但不改变平衡常数</w:t>
-      </w:r>
-      <w:r>
-        <w:rPr>
-          <w:rFonts w:hint="eastAsia" w:ascii="Times New Roman" w:hAnsi="Times New Roman" w:eastAsia="Times New Roman" w:cs="Times New Roman"/>
-        </w:rPr>
-        <w:t>”</w:t>
-      </w:r>
-    </w:p>
-    <w:p>
-      <w:pPr>
-        <w:pStyle w:val="Compact"/>
-        <w:numPr>
-          <w:ilvl w:val="0"/>
-          <w:numId w:val="1001"/>
-        </w:numPr>
-      </w:pPr>
-      <w:r>
-        <w:rPr>
-          <w:rFonts w:hint="eastAsia" w:ascii="Times New Roman" w:hAnsi="Times New Roman" w:eastAsia="FangSong" w:cs="Times New Roman"/>
-        </w:rPr>
-        <w:t>目标</w:t>
-      </w:r>
-      <w:r>
-        <w:rPr>
-          <w:rFonts w:hint="eastAsia" w:ascii="Times New Roman" w:hAnsi="Times New Roman" w:eastAsia="Times New Roman" w:cs="Times New Roman"/>
-        </w:rPr>
-        <w:t>7：</w:t>
-      </w:r>
-      <w:r>
-        <w:rPr>
-          <w:rFonts w:hint="eastAsia" w:ascii="Times New Roman" w:hAnsi="Times New Roman" w:eastAsia="FangSong" w:cs="Times New Roman"/>
-        </w:rPr>
-        <w:t>能对可逆反应</w:t>
-      </w:r>
-      <w:r>
-        <w:rPr>
-          <w:rFonts w:hint="eastAsia" w:ascii="Times New Roman" w:hAnsi="Times New Roman" w:eastAsia="Times New Roman" w:cs="Times New Roman"/>
-        </w:rPr>
-        <w:t>、</w:t>
-      </w:r>
-      <w:r>
-        <w:rPr>
-          <w:rFonts w:hint="eastAsia" w:ascii="Times New Roman" w:hAnsi="Times New Roman" w:eastAsia="FangSong" w:cs="Times New Roman"/>
-        </w:rPr>
-        <w:t>平行反应</w:t>
-      </w:r>
-      <w:r>
-        <w:rPr>
-          <w:rFonts w:hint="eastAsia" w:ascii="Times New Roman" w:hAnsi="Times New Roman" w:eastAsia="Times New Roman" w:cs="Times New Roman"/>
-        </w:rPr>
-        <w:t>、</w:t>
-      </w:r>
-      <w:r>
-        <w:rPr>
-          <w:rFonts w:hint="eastAsia" w:ascii="Times New Roman" w:hAnsi="Times New Roman" w:eastAsia="FangSong" w:cs="Times New Roman"/>
-        </w:rPr>
-        <w:t>连串反应和稳态近似建立基本图景</w:t>
-      </w:r>
-      <w:r>
-        <w:rPr>
-          <w:rFonts w:hint="eastAsia" w:ascii="Times New Roman" w:hAnsi="Times New Roman" w:eastAsia="Times New Roman" w:cs="Times New Roman"/>
-        </w:rPr>
-        <w:t>，</w:t>
-      </w:r>
-      <w:r>
-        <w:rPr>
-          <w:rFonts w:hint="eastAsia" w:ascii="Times New Roman" w:hAnsi="Times New Roman" w:eastAsia="FangSong" w:cs="Times New Roman"/>
-        </w:rPr>
-        <w:t>衔接后续机理题</w:t>
-      </w:r>
-    </w:p>
+      <w:r>
+        <w:rPr>
+          <w:rFonts w:hint="eastAsia" w:ascii="Times New Roman" w:hAnsi="Times New Roman" w:eastAsia="FangSong" w:cs="Times New Roman"/>
+        </w:rPr>
+        <w:t xml:space="preserve">化学动力学</w:t>
+      </w:r>
+    </w:p>
+    <w:tbl>
+      <w:tblPr>
+        <w:tblStyle w:val="Table"/>
+        <w:tblW w:type="pct" w:w="5000"/>
+        <w:tblLayout w:type="fixed"/>
+        <w:tblLook w:firstRow="1" w:lastRow="0" w:firstColumn="0" w:lastColumn="0" w:noHBand="0" w:noVBand="0" w:val="0020"/>
+      </w:tblPr>
+      <w:tblGrid>
+        <w:gridCol w:w="3960"/>
+        <w:gridCol w:w="3960"/>
+      </w:tblGrid>
+      <w:tr>
+        <w:trPr>
+          <w:tblHeader w:val="on"/>
+        </w:trPr>
+        <w:tc>
+          <w:tcPr/>
+          <w:p>
+            <w:pPr>
+              <w:pStyle w:val="Compact"/>
+              <w:jc w:val="center"/>
+            </w:pPr>
+            <w:r>
+              <w:rPr>
+                <w:rFonts w:hint="eastAsia" w:ascii="Times New Roman" w:hAnsi="Times New Roman" w:eastAsia="SimHei" w:cs="Times New Roman"/>
+                <w:b/>
+              </w:rPr>
+              <w:t xml:space="preserve">考纲条目</w:t>
+            </w:r>
+          </w:p>
+        </w:tc>
+        <w:tc>
+          <w:tcPr/>
+          <w:p>
+            <w:pPr>
+              <w:pStyle w:val="Compact"/>
+              <w:jc w:val="center"/>
+            </w:pPr>
+            <w:r>
+              <w:rPr>
+                <w:rFonts w:hint="eastAsia" w:ascii="Times New Roman" w:hAnsi="Times New Roman" w:eastAsia="SimHei" w:cs="Times New Roman"/>
+                <w:b/>
+              </w:rPr>
+              <w:t xml:space="preserve">学完本讲你应能</w:t>
+            </w:r>
+          </w:p>
+        </w:tc>
+      </w:tr>
+      <w:tr>
+        <w:tc>
+          <w:tcPr/>
+          <w:p>
+            <w:pPr>
+              <w:pStyle w:val="Compact"/>
+              <w:jc w:val="center"/>
+            </w:pPr>
+            <w:r>
+              <w:rPr>
+                <w:rFonts w:ascii="Times New Roman" w:hAnsi="Times New Roman" w:eastAsia="Times New Roman" w:cs="Times New Roman"/>
+              </w:rPr>
+              <w:t xml:space="preserve">§57 </w:t>
+            </w:r>
+            <w:r>
+              <w:rPr>
+                <w:rFonts w:hint="eastAsia" w:ascii="Times New Roman" w:hAnsi="Times New Roman" w:eastAsia="FangSong" w:cs="Times New Roman"/>
+              </w:rPr>
+              <w:t xml:space="preserve">化学动力学</w:t>
+            </w:r>
+            <w:r>
+              <w:rPr>
+                <w:rFonts w:ascii="Times New Roman" w:hAnsi="Times New Roman" w:eastAsia="Times New Roman" w:cs="Times New Roman"/>
+              </w:rPr>
+              <w:t xml:space="preserve"> · </w:t>
+            </w:r>
+            <w:r>
+              <w:rPr>
+                <w:rFonts w:hint="eastAsia" w:ascii="Times New Roman" w:hAnsi="Times New Roman" w:eastAsia="FangSong" w:cs="Times New Roman"/>
+              </w:rPr>
+              <w:t xml:space="preserve">速率的表示与速率方程</w:t>
+            </w:r>
+          </w:p>
+        </w:tc>
+        <w:tc>
+          <w:tcPr/>
+          <w:p>
+            <w:pPr>
+              <w:pStyle w:val="Compact"/>
+              <w:jc w:val="center"/>
+            </w:pPr>
+            <w:r>
+              <w:rPr>
+                <w:rFonts w:hint="eastAsia" w:ascii="Times New Roman" w:hAnsi="Times New Roman" w:eastAsia="FangSong" w:cs="Times New Roman"/>
+              </w:rPr>
+              <w:t>能正确书写平均速率</w:t>
+            </w:r>
+            <w:r>
+              <w:rPr>
+                <w:rFonts w:hint="eastAsia" w:ascii="Times New Roman" w:hAnsi="Times New Roman" w:eastAsia="Times New Roman" w:cs="Times New Roman"/>
+              </w:rPr>
+              <w:t>、</w:t>
+            </w:r>
+            <w:r>
+              <w:rPr>
+                <w:rFonts w:hint="eastAsia" w:ascii="Times New Roman" w:hAnsi="Times New Roman" w:eastAsia="FangSong" w:cs="Times New Roman"/>
+              </w:rPr>
+              <w:t>瞬时速率和按化学计量系数归一后的统一速率表达式</w:t>
+            </w:r>
+          </w:p>
+        </w:tc>
+      </w:tr>
+      <w:tr>
+        <w:tc>
+          <w:tcPr/>
+          <w:p>
+            <w:pPr>
+              <w:pStyle w:val="Compact"/>
+              <w:jc w:val="center"/>
+            </w:pPr>
+            <w:r>
+              <w:rPr>
+                <w:rFonts w:ascii="Times New Roman" w:hAnsi="Times New Roman" w:eastAsia="Times New Roman" w:cs="Times New Roman"/>
+              </w:rPr>
+              <w:t xml:space="preserve">§57 </w:t>
+            </w:r>
+            <w:r>
+              <w:rPr>
+                <w:rFonts w:hint="eastAsia" w:ascii="Times New Roman" w:hAnsi="Times New Roman" w:eastAsia="FangSong" w:cs="Times New Roman"/>
+              </w:rPr>
+              <w:t xml:space="preserve">化学动力学</w:t>
+            </w:r>
+            <w:r>
+              <w:rPr>
+                <w:rFonts w:ascii="Times New Roman" w:hAnsi="Times New Roman" w:eastAsia="Times New Roman" w:cs="Times New Roman"/>
+              </w:rPr>
+              <w:t xml:space="preserve"> · </w:t>
+            </w:r>
+            <w:r>
+              <w:rPr>
+                <w:rFonts w:hint="eastAsia" w:ascii="Times New Roman" w:hAnsi="Times New Roman" w:eastAsia="FangSong" w:cs="Times New Roman"/>
+              </w:rPr>
+              <w:t xml:space="preserve">反应级数的实验测定</w:t>
+            </w:r>
+          </w:p>
+        </w:tc>
+        <w:tc>
+          <w:tcPr/>
+          <w:p>
+            <w:pPr>
+              <w:pStyle w:val="Compact"/>
+              <w:jc w:val="center"/>
+            </w:pPr>
+            <w:r>
+              <w:rPr>
+                <w:rFonts w:hint="eastAsia" w:ascii="Times New Roman" w:hAnsi="Times New Roman" w:eastAsia="FangSong" w:cs="Times New Roman"/>
+              </w:rPr>
+              <w:t>能根据实验数据用初始速率法</w:t>
+            </w:r>
+            <w:r>
+              <w:rPr>
+                <w:rFonts w:hint="eastAsia" w:ascii="Times New Roman" w:hAnsi="Times New Roman" w:eastAsia="Times New Roman" w:cs="Times New Roman"/>
+              </w:rPr>
+              <w:t>、</w:t>
+            </w:r>
+            <w:r>
+              <w:rPr>
+                <w:rFonts w:hint="eastAsia" w:ascii="Times New Roman" w:hAnsi="Times New Roman" w:eastAsia="FangSong" w:cs="Times New Roman"/>
+              </w:rPr>
+              <w:t>积分法和半衰期法判断反应级数</w:t>
+            </w:r>
+          </w:p>
+        </w:tc>
+      </w:tr>
+      <w:tr>
+        <w:tc>
+          <w:tcPr/>
+          <w:p>
+            <w:pPr>
+              <w:pStyle w:val="Compact"/>
+              <w:jc w:val="center"/>
+            </w:pPr>
+            <w:r>
+              <w:rPr>
+                <w:rFonts w:ascii="Times New Roman" w:hAnsi="Times New Roman" w:eastAsia="Times New Roman" w:cs="Times New Roman"/>
+              </w:rPr>
+              <w:t xml:space="preserve">§57 </w:t>
+            </w:r>
+            <w:r>
+              <w:rPr>
+                <w:rFonts w:hint="eastAsia" w:ascii="Times New Roman" w:hAnsi="Times New Roman" w:eastAsia="FangSong" w:cs="Times New Roman"/>
+              </w:rPr>
+              <w:t xml:space="preserve">化学动力学</w:t>
+            </w:r>
+            <w:r>
+              <w:rPr>
+                <w:rFonts w:ascii="Times New Roman" w:hAnsi="Times New Roman" w:eastAsia="Times New Roman" w:cs="Times New Roman"/>
+              </w:rPr>
+              <w:t xml:space="preserve"> · </w:t>
+            </w:r>
+            <w:r>
+              <w:rPr>
+                <w:rFonts w:hint="eastAsia" w:ascii="Times New Roman" w:hAnsi="Times New Roman" w:eastAsia="FangSong" w:cs="Times New Roman"/>
+              </w:rPr>
+              <w:t xml:space="preserve">积分速率方程</w:t>
+            </w:r>
+          </w:p>
+        </w:tc>
+        <w:tc>
+          <w:tcPr/>
+          <w:p>
+            <w:pPr>
+              <w:pStyle w:val="Compact"/>
+              <w:jc w:val="center"/>
+            </w:pPr>
+            <w:r>
+              <w:rPr>
+                <w:rFonts w:hint="eastAsia" w:ascii="Times New Roman" w:hAnsi="Times New Roman" w:eastAsia="FangSong" w:cs="Times New Roman"/>
+              </w:rPr>
+              <w:t>能掌握零级</w:t>
+            </w:r>
+            <w:r>
+              <w:rPr>
+                <w:rFonts w:hint="eastAsia" w:ascii="Times New Roman" w:hAnsi="Times New Roman" w:eastAsia="Times New Roman" w:cs="Times New Roman"/>
+              </w:rPr>
+              <w:t>、</w:t>
+            </w:r>
+            <w:r>
+              <w:rPr>
+                <w:rFonts w:hint="eastAsia" w:ascii="Times New Roman" w:hAnsi="Times New Roman" w:eastAsia="FangSong" w:cs="Times New Roman"/>
+              </w:rPr>
+              <w:t>一级</w:t>
+            </w:r>
+            <w:r>
+              <w:rPr>
+                <w:rFonts w:hint="eastAsia" w:ascii="Times New Roman" w:hAnsi="Times New Roman" w:eastAsia="Times New Roman" w:cs="Times New Roman"/>
+              </w:rPr>
+              <w:t>、</w:t>
+            </w:r>
+            <w:r>
+              <w:rPr>
+                <w:rFonts w:hint="eastAsia" w:ascii="Times New Roman" w:hAnsi="Times New Roman" w:eastAsia="FangSong" w:cs="Times New Roman"/>
+              </w:rPr>
+              <w:t>二级反应的积分速率方程</w:t>
+            </w:r>
+            <w:r>
+              <w:rPr>
+                <w:rFonts w:hint="eastAsia" w:ascii="Times New Roman" w:hAnsi="Times New Roman" w:eastAsia="Times New Roman" w:cs="Times New Roman"/>
+              </w:rPr>
+              <w:t>，</w:t>
+            </w:r>
+            <w:r>
+              <w:rPr>
+                <w:rFonts w:hint="eastAsia" w:ascii="Times New Roman" w:hAnsi="Times New Roman" w:eastAsia="FangSong" w:cs="Times New Roman"/>
+              </w:rPr>
+              <w:t>并处理浓度</w:t>
+            </w:r>
+            <w:r>
+              <w:rPr>
+                <w:rFonts w:hint="eastAsia" w:ascii="Times New Roman" w:hAnsi="Times New Roman" w:eastAsia="Times New Roman" w:cs="Times New Roman"/>
+              </w:rPr>
+              <w:t>-</w:t>
+            </w:r>
+            <w:r>
+              <w:rPr>
+                <w:rFonts w:hint="eastAsia" w:ascii="Times New Roman" w:hAnsi="Times New Roman" w:eastAsia="FangSong" w:cs="Times New Roman"/>
+              </w:rPr>
+              <w:t>时间数据</w:t>
+            </w:r>
+          </w:p>
+        </w:tc>
+      </w:tr>
+      <w:tr>
+        <w:tc>
+          <w:tcPr/>
+          <w:p>
+            <w:pPr>
+              <w:pStyle w:val="Compact"/>
+              <w:jc w:val="center"/>
+            </w:pPr>
+            <w:r>
+              <w:rPr>
+                <w:rFonts w:ascii="Times New Roman" w:hAnsi="Times New Roman" w:eastAsia="Times New Roman" w:cs="Times New Roman"/>
+              </w:rPr>
+              <w:t xml:space="preserve">§57 </w:t>
+            </w:r>
+            <w:r>
+              <w:rPr>
+                <w:rFonts w:hint="eastAsia" w:ascii="Times New Roman" w:hAnsi="Times New Roman" w:eastAsia="FangSong" w:cs="Times New Roman"/>
+              </w:rPr>
+              <w:t xml:space="preserve">化学动力学</w:t>
+            </w:r>
+            <w:r>
+              <w:rPr>
+                <w:rFonts w:ascii="Times New Roman" w:hAnsi="Times New Roman" w:eastAsia="Times New Roman" w:cs="Times New Roman"/>
+              </w:rPr>
+              <w:t xml:space="preserve"> · Arrhenius </w:t>
+            </w:r>
+            <w:r>
+              <w:rPr>
+                <w:rFonts w:hint="eastAsia" w:ascii="Times New Roman" w:hAnsi="Times New Roman" w:eastAsia="FangSong" w:cs="Times New Roman"/>
+              </w:rPr>
+              <w:t xml:space="preserve">方程与活化能</w:t>
+            </w:r>
+          </w:p>
+        </w:tc>
+        <w:tc>
+          <w:tcPr/>
+          <w:p>
+            <w:pPr>
+              <w:pStyle w:val="Compact"/>
+              <w:jc w:val="center"/>
+            </w:pPr>
+            <w:r>
+              <w:rPr>
+                <w:rFonts w:hint="eastAsia" w:ascii="Times New Roman" w:hAnsi="Times New Roman" w:eastAsia="FangSong" w:cs="Times New Roman"/>
+              </w:rPr>
+              <w:t xml:space="preserve">能用</w:t>
+            </w:r>
+            <w:r>
+              <w:rPr>
+                <w:rFonts w:ascii="Times New Roman" w:hAnsi="Times New Roman" w:eastAsia="Times New Roman" w:cs="Times New Roman"/>
+              </w:rPr>
+              <w:t xml:space="preserve"> Arrhenius </w:t>
+            </w:r>
+            <w:r>
+              <w:rPr>
+                <w:rFonts w:hint="eastAsia" w:ascii="Times New Roman" w:hAnsi="Times New Roman" w:eastAsia="FangSong" w:cs="Times New Roman"/>
+              </w:rPr>
+              <w:t xml:space="preserve">方程进行</w:t>
+            </w:r>
+            <w:r>
+              <w:rPr>
+                <w:rFonts w:ascii="Times New Roman" w:hAnsi="Times New Roman" w:eastAsia="Times New Roman" w:cs="Times New Roman"/>
+              </w:rPr>
+              <w:t xml:space="preserve"> </w:t>
+            </w:r>
+            <m:oMath>
+              <m:r>
+                <m:t>k</m:t>
+              </m:r>
+            </m:oMath>
+            <w:r>
+              <w:rPr>
+                <w:rFonts w:ascii="Times New Roman" w:hAnsi="Times New Roman" w:eastAsia="Times New Roman" w:cs="Times New Roman"/>
+              </w:rPr>
+              <w:t xml:space="preserve"> </w:t>
+            </w:r>
+            <w:r>
+              <w:rPr>
+                <w:rFonts w:hint="eastAsia" w:ascii="Times New Roman" w:hAnsi="Times New Roman" w:eastAsia="FangSong" w:cs="Times New Roman"/>
+              </w:rPr>
+              <w:t xml:space="preserve">与</w:t>
+            </w:r>
+            <w:r>
+              <w:rPr>
+                <w:rFonts w:ascii="Times New Roman" w:hAnsi="Times New Roman" w:eastAsia="Times New Roman" w:cs="Times New Roman"/>
+              </w:rPr>
+              <w:t xml:space="preserve"> </w:t>
+            </w:r>
+            <m:oMath>
+              <m:r>
+                <m:t>T</m:t>
+              </m:r>
+            </m:oMath>
+            <w:r>
+              <w:rPr>
+                <w:rFonts w:ascii="Times New Roman" w:hAnsi="Times New Roman" w:eastAsia="Times New Roman" w:cs="Times New Roman"/>
+              </w:rPr>
+              <w:t xml:space="preserve"> </w:t>
+            </w:r>
+            <w:r>
+              <w:rPr>
+                <w:rFonts w:hint="eastAsia" w:ascii="Times New Roman" w:hAnsi="Times New Roman" w:eastAsia="FangSong" w:cs="Times New Roman"/>
+              </w:rPr>
+              <w:t>的计算</w:t>
+            </w:r>
+            <w:r>
+              <w:rPr>
+                <w:rFonts w:hint="eastAsia" w:ascii="Times New Roman" w:hAnsi="Times New Roman" w:eastAsia="Times New Roman" w:cs="Times New Roman"/>
+              </w:rPr>
+              <w:t>，</w:t>
+            </w:r>
+            <w:r>
+              <w:rPr>
+                <w:rFonts w:hint="eastAsia" w:ascii="Times New Roman" w:hAnsi="Times New Roman" w:eastAsia="FangSong" w:cs="Times New Roman"/>
+              </w:rPr>
+              <w:t>理解活化能的物理意义</w:t>
+            </w:r>
+          </w:p>
+        </w:tc>
+      </w:tr>
+      <w:tr>
+        <w:tc>
+          <w:tcPr/>
+          <w:p>
+            <w:pPr>
+              <w:pStyle w:val="Compact"/>
+              <w:jc w:val="center"/>
+            </w:pPr>
+            <w:r>
+              <w:rPr>
+                <w:rFonts w:ascii="Times New Roman" w:hAnsi="Times New Roman" w:eastAsia="Times New Roman" w:cs="Times New Roman"/>
+              </w:rPr>
+              <w:t xml:space="preserve">§57 </w:t>
+            </w:r>
+            <w:r>
+              <w:rPr>
+                <w:rFonts w:hint="eastAsia" w:ascii="Times New Roman" w:hAnsi="Times New Roman" w:eastAsia="FangSong" w:cs="Times New Roman"/>
+              </w:rPr>
+              <w:t xml:space="preserve">化学动力学</w:t>
+            </w:r>
+            <w:r>
+              <w:rPr>
+                <w:rFonts w:ascii="Times New Roman" w:hAnsi="Times New Roman" w:eastAsia="Times New Roman" w:cs="Times New Roman"/>
+              </w:rPr>
+              <w:t xml:space="preserve"> · </w:t>
+            </w:r>
+            <w:r>
+              <w:rPr>
+                <w:rFonts w:hint="eastAsia" w:ascii="Times New Roman" w:hAnsi="Times New Roman" w:eastAsia="FangSong" w:cs="Times New Roman"/>
+              </w:rPr>
+              <w:t xml:space="preserve">基元反应与速控步</w:t>
+            </w:r>
+          </w:p>
+        </w:tc>
+        <w:tc>
+          <w:tcPr/>
+          <w:p>
+            <w:pPr>
+              <w:pStyle w:val="Compact"/>
+              <w:jc w:val="center"/>
+            </w:pPr>
+            <w:r>
+              <w:rPr>
+                <w:rFonts w:hint="eastAsia" w:ascii="Times New Roman" w:hAnsi="Times New Roman" w:eastAsia="FangSong" w:cs="Times New Roman"/>
+              </w:rPr>
+              <w:t>能区分基元反应</w:t>
+            </w:r>
+            <w:r>
+              <w:rPr>
+                <w:rFonts w:hint="eastAsia" w:ascii="Times New Roman" w:hAnsi="Times New Roman" w:eastAsia="Times New Roman" w:cs="Times New Roman"/>
+              </w:rPr>
+              <w:t>、</w:t>
+            </w:r>
+            <w:r>
+              <w:rPr>
+                <w:rFonts w:hint="eastAsia" w:ascii="Times New Roman" w:hAnsi="Times New Roman" w:eastAsia="FangSong" w:cs="Times New Roman"/>
+              </w:rPr>
+              <w:t>复杂反应</w:t>
+            </w:r>
+            <w:r>
+              <w:rPr>
+                <w:rFonts w:hint="eastAsia" w:ascii="Times New Roman" w:hAnsi="Times New Roman" w:eastAsia="Times New Roman" w:cs="Times New Roman"/>
+              </w:rPr>
+              <w:t>、</w:t>
+            </w:r>
+            <w:r>
+              <w:rPr>
+                <w:rFonts w:hint="eastAsia" w:ascii="Times New Roman" w:hAnsi="Times New Roman" w:eastAsia="FangSong" w:cs="Times New Roman"/>
+              </w:rPr>
+              <w:t>反应分子数</w:t>
+            </w:r>
+            <w:r>
+              <w:rPr>
+                <w:rFonts w:hint="eastAsia" w:ascii="Times New Roman" w:hAnsi="Times New Roman" w:eastAsia="Times New Roman" w:cs="Times New Roman"/>
+              </w:rPr>
+              <w:t>、</w:t>
+            </w:r>
+            <w:r>
+              <w:rPr>
+                <w:rFonts w:hint="eastAsia" w:ascii="Times New Roman" w:hAnsi="Times New Roman" w:eastAsia="FangSong" w:cs="Times New Roman"/>
+              </w:rPr>
+              <w:t>反应级数和速控步</w:t>
+            </w:r>
+          </w:p>
+        </w:tc>
+      </w:tr>
+      <w:tr>
+        <w:tc>
+          <w:tcPr/>
+          <w:p>
+            <w:pPr>
+              <w:pStyle w:val="Compact"/>
+              <w:jc w:val="center"/>
+            </w:pPr>
+            <w:r>
+              <w:rPr>
+                <w:rFonts w:ascii="Times New Roman" w:hAnsi="Times New Roman" w:eastAsia="Times New Roman" w:cs="Times New Roman"/>
+              </w:rPr>
+              <w:t xml:space="preserve">§57 </w:t>
+            </w:r>
+            <w:r>
+              <w:rPr>
+                <w:rFonts w:hint="eastAsia" w:ascii="Times New Roman" w:hAnsi="Times New Roman" w:eastAsia="FangSong" w:cs="Times New Roman"/>
+              </w:rPr>
+              <w:t xml:space="preserve">化学动力学</w:t>
+            </w:r>
+            <w:r>
+              <w:rPr>
+                <w:rFonts w:ascii="Times New Roman" w:hAnsi="Times New Roman" w:eastAsia="Times New Roman" w:cs="Times New Roman"/>
+              </w:rPr>
+              <w:t xml:space="preserve"> · </w:t>
+            </w:r>
+            <w:r>
+              <w:rPr>
+                <w:rFonts w:hint="eastAsia" w:ascii="Times New Roman" w:hAnsi="Times New Roman" w:eastAsia="FangSong" w:cs="Times New Roman"/>
+              </w:rPr>
+              <w:t xml:space="preserve">催化作用的本质</w:t>
+            </w:r>
+          </w:p>
+        </w:tc>
+        <w:tc>
+          <w:tcPr/>
+          <w:p>
+            <w:pPr>
+              <w:pStyle w:val="Compact"/>
+              <w:jc w:val="center"/>
+            </w:pPr>
+            <w:r>
+              <w:rPr>
+                <w:rFonts w:hint="eastAsia" w:ascii="Times New Roman" w:hAnsi="Times New Roman" w:eastAsia="FangSong" w:cs="Times New Roman"/>
+              </w:rPr>
+              <w:t>能从动力学角度理解催化剂的本质</w:t>
+            </w:r>
+            <w:r>
+              <w:rPr>
+                <w:rFonts w:hint="eastAsia" w:ascii="Times New Roman" w:hAnsi="Times New Roman" w:eastAsia="Times New Roman" w:cs="Times New Roman"/>
+              </w:rPr>
+              <w:t>，</w:t>
+            </w:r>
+            <w:r>
+              <w:rPr>
+                <w:rFonts w:hint="eastAsia" w:ascii="Times New Roman" w:hAnsi="Times New Roman" w:eastAsia="FangSong" w:cs="Times New Roman"/>
+              </w:rPr>
+              <w:t>并能辨析</w:t>
+            </w:r>
+            <w:r>
+              <w:rPr>
+                <w:rFonts w:hint="eastAsia" w:ascii="Times New Roman" w:hAnsi="Times New Roman" w:eastAsia="Times New Roman" w:cs="Times New Roman"/>
+              </w:rPr>
+              <w:t>“</w:t>
+            </w:r>
+            <w:r>
+              <w:rPr>
+                <w:rFonts w:hint="eastAsia" w:ascii="Times New Roman" w:hAnsi="Times New Roman" w:eastAsia="FangSong" w:cs="Times New Roman"/>
+              </w:rPr>
+              <w:t>催化剂改变速率但不改变平衡常数</w:t>
+            </w:r>
+            <w:r>
+              <w:rPr>
+                <w:rFonts w:hint="eastAsia" w:ascii="Times New Roman" w:hAnsi="Times New Roman" w:eastAsia="Times New Roman" w:cs="Times New Roman"/>
+              </w:rPr>
+              <w:t>”</w:t>
+            </w:r>
+          </w:p>
+        </w:tc>
+      </w:tr>
+      <w:tr>
+        <w:tc>
+          <w:tcPr/>
+          <w:p>
+            <w:pPr>
+              <w:pStyle w:val="Compact"/>
+              <w:jc w:val="center"/>
+            </w:pPr>
+            <w:r>
+              <w:rPr>
+                <w:rFonts w:ascii="Times New Roman" w:hAnsi="Times New Roman" w:eastAsia="Times New Roman" w:cs="Times New Roman"/>
+              </w:rPr>
+              <w:t xml:space="preserve">§57 </w:t>
+            </w:r>
+            <w:r>
+              <w:rPr>
+                <w:rFonts w:hint="eastAsia" w:ascii="Times New Roman" w:hAnsi="Times New Roman" w:eastAsia="FangSong" w:cs="Times New Roman"/>
+              </w:rPr>
+              <w:t xml:space="preserve">化学动力学</w:t>
+            </w:r>
+            <w:r>
+              <w:rPr>
+                <w:rFonts w:ascii="Times New Roman" w:hAnsi="Times New Roman" w:eastAsia="Times New Roman" w:cs="Times New Roman"/>
+              </w:rPr>
+              <w:t xml:space="preserve"> · </w:t>
+            </w:r>
+            <w:r>
+              <w:rPr>
+                <w:rFonts w:hint="eastAsia" w:ascii="Times New Roman" w:hAnsi="Times New Roman" w:eastAsia="FangSong" w:cs="Times New Roman"/>
+              </w:rPr>
+              <w:t xml:space="preserve">复杂反应图景与稳态近似</w:t>
+            </w:r>
+          </w:p>
+        </w:tc>
+        <w:tc>
+          <w:tcPr/>
+          <w:p>
+            <w:pPr>
+              <w:pStyle w:val="Compact"/>
+              <w:jc w:val="center"/>
+            </w:pPr>
+            <w:r>
+              <w:rPr>
+                <w:rFonts w:hint="eastAsia" w:ascii="Times New Roman" w:hAnsi="Times New Roman" w:eastAsia="FangSong" w:cs="Times New Roman"/>
+              </w:rPr>
+              <w:t>能对可逆反应</w:t>
+            </w:r>
+            <w:r>
+              <w:rPr>
+                <w:rFonts w:hint="eastAsia" w:ascii="Times New Roman" w:hAnsi="Times New Roman" w:eastAsia="Times New Roman" w:cs="Times New Roman"/>
+              </w:rPr>
+              <w:t>、</w:t>
+            </w:r>
+            <w:r>
+              <w:rPr>
+                <w:rFonts w:hint="eastAsia" w:ascii="Times New Roman" w:hAnsi="Times New Roman" w:eastAsia="FangSong" w:cs="Times New Roman"/>
+              </w:rPr>
+              <w:t>平行反应</w:t>
+            </w:r>
+            <w:r>
+              <w:rPr>
+                <w:rFonts w:hint="eastAsia" w:ascii="Times New Roman" w:hAnsi="Times New Roman" w:eastAsia="Times New Roman" w:cs="Times New Roman"/>
+              </w:rPr>
+              <w:t>、</w:t>
+            </w:r>
+            <w:r>
+              <w:rPr>
+                <w:rFonts w:hint="eastAsia" w:ascii="Times New Roman" w:hAnsi="Times New Roman" w:eastAsia="FangSong" w:cs="Times New Roman"/>
+              </w:rPr>
+              <w:t>连串反应和稳态近似建立基本图景</w:t>
+            </w:r>
+            <w:r>
+              <w:rPr>
+                <w:rFonts w:hint="eastAsia" w:ascii="Times New Roman" w:hAnsi="Times New Roman" w:eastAsia="Times New Roman" w:cs="Times New Roman"/>
+              </w:rPr>
+              <w:t>，</w:t>
+            </w:r>
+            <w:r>
+              <w:rPr>
+                <w:rFonts w:hint="eastAsia" w:ascii="Times New Roman" w:hAnsi="Times New Roman" w:eastAsia="FangSong" w:cs="Times New Roman"/>
+              </w:rPr>
+              <w:t>衔接后续机理题</w:t>
+            </w:r>
+          </w:p>
+        </w:tc>
+      </w:tr>
+    </w:tbl>
     <w:p>
       <w:pPr>
         <w:spacing w:before="160" w:after="80"/>
@@ -961,7 +1201,7 @@
         <w:pStyle w:val="Compact"/>
         <w:numPr>
           <w:ilvl w:val="0"/>
-          <w:numId w:val="1002"/>
+          <w:numId w:val="1001"/>
         </w:numPr>
       </w:pPr>
       <w:r>
@@ -982,7 +1222,7 @@
         <w:pStyle w:val="Compact"/>
         <w:numPr>
           <w:ilvl w:val="0"/>
-          <w:numId w:val="1002"/>
+          <w:numId w:val="1001"/>
         </w:numPr>
       </w:pPr>
       <w:r>
@@ -1003,7 +1243,7 @@
         <w:pStyle w:val="Compact"/>
         <w:numPr>
           <w:ilvl w:val="0"/>
-          <w:numId w:val="1002"/>
+          <w:numId w:val="1001"/>
         </w:numPr>
       </w:pPr>
       <w:r>
@@ -2255,7 +2495,7 @@
         <w:pStyle w:val="Compact"/>
         <w:numPr>
           <w:ilvl w:val="0"/>
-          <w:numId w:val="1003"/>
+          <w:numId w:val="1002"/>
         </w:numPr>
       </w:pPr>
       <w:r>
@@ -2281,7 +2521,7 @@
         <w:pStyle w:val="Compact"/>
         <w:numPr>
           <w:ilvl w:val="0"/>
-          <w:numId w:val="1003"/>
+          <w:numId w:val="1002"/>
         </w:numPr>
       </w:pPr>
       <m:oMath>
@@ -2378,7 +2618,7 @@
         <w:pStyle w:val="Compact"/>
         <w:numPr>
           <w:ilvl w:val="0"/>
-          <w:numId w:val="1003"/>
+          <w:numId w:val="1002"/>
         </w:numPr>
       </w:pPr>
       <m:oMath>
@@ -3856,7 +4096,7 @@
         <w:pStyle w:val="Compact"/>
         <w:numPr>
           <w:ilvl w:val="0"/>
-          <w:numId w:val="1004"/>
+          <w:numId w:val="1003"/>
         </w:numPr>
       </w:pPr>
       <w:r>
@@ -3895,7 +4135,7 @@
         <w:pStyle w:val="Compact"/>
         <w:numPr>
           <w:ilvl w:val="0"/>
-          <w:numId w:val="1004"/>
+          <w:numId w:val="1003"/>
         </w:numPr>
       </w:pPr>
       <w:r>
@@ -3954,7 +4194,7 @@
         <w:pStyle w:val="Compact"/>
         <w:numPr>
           <w:ilvl w:val="0"/>
-          <w:numId w:val="1004"/>
+          <w:numId w:val="1003"/>
         </w:numPr>
       </w:pPr>
       <w:r>
@@ -4503,7 +4743,7 @@
         <w:pStyle w:val="Compact"/>
         <w:numPr>
           <w:ilvl w:val="0"/>
-          <w:numId w:val="1005"/>
+          <w:numId w:val="1004"/>
         </w:numPr>
       </w:pPr>
       <w:r>
@@ -4511,6 +4751,76 @@
           <w:rFonts w:hint="eastAsia" w:ascii="Times New Roman" w:hAnsi="Times New Roman" w:eastAsia="FangSong" w:cs="Times New Roman"/>
         </w:rPr>
         <w:t xml:space="preserve">反应物浓度最接近已知初始值</w:t>
+      </w:r>
+    </w:p>
+    <w:p>
+      <w:pPr>
+        <w:pStyle w:val="Compact"/>
+        <w:numPr>
+          <w:ilvl w:val="0"/>
+          <w:numId w:val="1004"/>
+        </w:numPr>
+      </w:pPr>
+      <w:r>
+        <w:rPr>
+          <w:rFonts w:hint="eastAsia" w:ascii="Times New Roman" w:hAnsi="Times New Roman" w:eastAsia="FangSong" w:cs="Times New Roman"/>
+        </w:rPr>
+        <w:t>生成物浓度接近零</w:t>
+      </w:r>
+      <w:r>
+        <w:rPr>
+          <w:rFonts w:hint="eastAsia" w:ascii="Times New Roman" w:hAnsi="Times New Roman" w:eastAsia="Times New Roman" w:cs="Times New Roman"/>
+        </w:rPr>
+        <w:t>，</w:t>
+      </w:r>
+      <w:r>
+        <w:rPr>
+          <w:rFonts w:hint="eastAsia" w:ascii="Times New Roman" w:hAnsi="Times New Roman" w:eastAsia="FangSong" w:cs="Times New Roman"/>
+        </w:rPr>
+        <w:t>逆反应常可忽略</w:t>
+      </w:r>
+    </w:p>
+    <w:p>
+      <w:pPr>
+        <w:pStyle w:val="FirstParagraph"/>
+      </w:pPr>
+      <w:r>
+        <w:rPr>
+          <w:rFonts w:hint="eastAsia" w:ascii="Times New Roman" w:hAnsi="Times New Roman" w:eastAsia="FangSong" w:cs="Times New Roman"/>
+        </w:rPr>
+        <w:t>所以初始速率法是确定速率方程最常用的实验工具</w:t>
+      </w:r>
+      <w:r>
+        <w:rPr>
+          <w:rFonts w:hint="eastAsia" w:ascii="Times New Roman" w:hAnsi="Times New Roman" w:eastAsia="Times New Roman" w:cs="Times New Roman"/>
+        </w:rPr>
+        <w:t>。</w:t>
+      </w:r>
+    </w:p>
+    <w:bookmarkEnd w:id="18"/>
+    <w:bookmarkStart w:id="19" w:name="随堂小练速率概念快检"/>
+    <w:p>
+      <w:pPr>
+        <w:pStyle w:val="Heading3"/>
+        <w:spacing w:before="280" w:after="120"/>
+      </w:pPr>
+      <w:r>
+        <w:rPr>
+          <w:rFonts w:hint="eastAsia" w:ascii="Times New Roman" w:hAnsi="Times New Roman" w:eastAsia="SimHei" w:cs="Times New Roman"/>
+        </w:rPr>
+        <w:t>随堂小练</w:t>
+      </w:r>
+      <w:r>
+        <w:rPr>
+          <w:rFonts w:hint="eastAsia" w:ascii="Times New Roman" w:hAnsi="Times New Roman" w:eastAsia="Times New Roman" w:cs="Times New Roman"/>
+        </w:rPr>
+        <w:t>：</w:t>
+      </w:r>
+      <w:r>
+        <w:rPr>
+          <w:rFonts w:hint="eastAsia" w:ascii="Times New Roman" w:hAnsi="Times New Roman" w:eastAsia="SimHei" w:cs="Times New Roman"/>
+        </w:rPr>
+        <w:t>速率概念快检</w:t>
       </w:r>
     </w:p>
     <w:p>
@@ -4519,76 +4829,6 @@
         <w:numPr>
           <w:ilvl w:val="0"/>
           <w:numId w:val="1005"/>
-        </w:numPr>
-      </w:pPr>
-      <w:r>
-        <w:rPr>
-          <w:rFonts w:hint="eastAsia" w:ascii="Times New Roman" w:hAnsi="Times New Roman" w:eastAsia="FangSong" w:cs="Times New Roman"/>
-        </w:rPr>
-        <w:t>生成物浓度接近零</w:t>
-      </w:r>
-      <w:r>
-        <w:rPr>
-          <w:rFonts w:hint="eastAsia" w:ascii="Times New Roman" w:hAnsi="Times New Roman" w:eastAsia="Times New Roman" w:cs="Times New Roman"/>
-        </w:rPr>
-        <w:t>，</w:t>
-      </w:r>
-      <w:r>
-        <w:rPr>
-          <w:rFonts w:hint="eastAsia" w:ascii="Times New Roman" w:hAnsi="Times New Roman" w:eastAsia="FangSong" w:cs="Times New Roman"/>
-        </w:rPr>
-        <w:t>逆反应常可忽略</w:t>
-      </w:r>
-    </w:p>
-    <w:p>
-      <w:pPr>
-        <w:pStyle w:val="FirstParagraph"/>
-      </w:pPr>
-      <w:r>
-        <w:rPr>
-          <w:rFonts w:hint="eastAsia" w:ascii="Times New Roman" w:hAnsi="Times New Roman" w:eastAsia="FangSong" w:cs="Times New Roman"/>
-        </w:rPr>
-        <w:t>所以初始速率法是确定速率方程最常用的实验工具</w:t>
-      </w:r>
-      <w:r>
-        <w:rPr>
-          <w:rFonts w:hint="eastAsia" w:ascii="Times New Roman" w:hAnsi="Times New Roman" w:eastAsia="Times New Roman" w:cs="Times New Roman"/>
-        </w:rPr>
-        <w:t>。</w:t>
-      </w:r>
-    </w:p>
-    <w:bookmarkEnd w:id="18"/>
-    <w:bookmarkStart w:id="19" w:name="随堂小练速率概念快检"/>
-    <w:p>
-      <w:pPr>
-        <w:pStyle w:val="Heading3"/>
-        <w:spacing w:before="280" w:after="120"/>
-      </w:pPr>
-      <w:r>
-        <w:rPr>
-          <w:rFonts w:hint="eastAsia" w:ascii="Times New Roman" w:hAnsi="Times New Roman" w:eastAsia="SimHei" w:cs="Times New Roman"/>
-        </w:rPr>
-        <w:t>随堂小练</w:t>
-      </w:r>
-      <w:r>
-        <w:rPr>
-          <w:rFonts w:hint="eastAsia" w:ascii="Times New Roman" w:hAnsi="Times New Roman" w:eastAsia="Times New Roman" w:cs="Times New Roman"/>
-        </w:rPr>
-        <w:t>：</w:t>
-      </w:r>
-      <w:r>
-        <w:rPr>
-          <w:rFonts w:hint="eastAsia" w:ascii="Times New Roman" w:hAnsi="Times New Roman" w:eastAsia="SimHei" w:cs="Times New Roman"/>
-        </w:rPr>
-        <w:t>速率概念快检</w:t>
-      </w:r>
-    </w:p>
-    <w:p>
-      <w:pPr>
-        <w:pStyle w:val="Compact"/>
-        <w:numPr>
-          <w:ilvl w:val="0"/>
-          <w:numId w:val="1006"/>
         </w:numPr>
       </w:pPr>
       <w:r>
@@ -4912,7 +5152,7 @@
         <w:pStyle w:val="Compact"/>
         <w:numPr>
           <w:ilvl w:val="0"/>
-          <w:numId w:val="1006"/>
+          <w:numId w:val="1005"/>
         </w:numPr>
       </w:pPr>
       <w:r>
@@ -5015,7 +5255,7 @@
         <w:pStyle w:val="Compact"/>
         <w:numPr>
           <w:ilvl w:val="0"/>
-          <w:numId w:val="1006"/>
+          <w:numId w:val="1005"/>
         </w:numPr>
       </w:pPr>
       <w:r>
@@ -5578,7 +5818,7 @@
         <w:pStyle w:val="Compact"/>
         <w:numPr>
           <w:ilvl w:val="0"/>
-          <w:numId w:val="1007"/>
+          <w:numId w:val="1006"/>
         </w:numPr>
       </w:pPr>
       <m:oMath>
@@ -5640,7 +5880,7 @@
         <w:pStyle w:val="Compact"/>
         <w:numPr>
           <w:ilvl w:val="0"/>
-          <w:numId w:val="1007"/>
+          <w:numId w:val="1006"/>
         </w:numPr>
       </w:pPr>
       <m:oMath>
@@ -5687,7 +5927,7 @@
         <w:pStyle w:val="Compact"/>
         <w:numPr>
           <w:ilvl w:val="0"/>
-          <w:numId w:val="1007"/>
+          <w:numId w:val="1006"/>
         </w:numPr>
       </w:pPr>
       <m:oMath>
@@ -7676,7 +7916,7 @@
         <w:pStyle w:val="Compact"/>
         <w:numPr>
           <w:ilvl w:val="0"/>
-          <w:numId w:val="1008"/>
+          <w:numId w:val="1007"/>
         </w:numPr>
       </w:pPr>
       <w:r>
@@ -7727,7 +7967,7 @@
         <w:pStyle w:val="Compact"/>
         <w:numPr>
           <w:ilvl w:val="0"/>
-          <w:numId w:val="1008"/>
+          <w:numId w:val="1007"/>
         </w:numPr>
       </w:pPr>
       <w:r>
@@ -7778,7 +8018,7 @@
         <w:pStyle w:val="Compact"/>
         <w:numPr>
           <w:ilvl w:val="0"/>
-          <w:numId w:val="1008"/>
+          <w:numId w:val="1007"/>
         </w:numPr>
       </w:pPr>
       <w:r>
@@ -10930,7 +11170,7 @@
         <w:pStyle w:val="Compact"/>
         <w:numPr>
           <w:ilvl w:val="0"/>
-          <w:numId w:val="1009"/>
+          <w:numId w:val="1008"/>
         </w:numPr>
       </w:pPr>
       <w:r>
@@ -10945,7 +11185,7 @@
         <w:pStyle w:val="Compact"/>
         <w:numPr>
           <w:ilvl w:val="0"/>
-          <w:numId w:val="1009"/>
+          <w:numId w:val="1008"/>
         </w:numPr>
       </w:pPr>
       <w:r>
@@ -10960,7 +11200,7 @@
         <w:pStyle w:val="Compact"/>
         <w:numPr>
           <w:ilvl w:val="0"/>
-          <w:numId w:val="1009"/>
+          <w:numId w:val="1008"/>
         </w:numPr>
       </w:pPr>
       <w:r>
@@ -12488,7 +12728,7 @@
         <w:pStyle w:val="Compact"/>
         <w:numPr>
           <w:ilvl w:val="0"/>
-          <w:numId w:val="1010"/>
+          <w:numId w:val="1009"/>
         </w:numPr>
       </w:pPr>
       <w:r>
@@ -12496,6 +12736,176 @@
           <w:rFonts w:hint="eastAsia" w:ascii="Times New Roman" w:hAnsi="Times New Roman" w:eastAsia="FangSong" w:cs="Times New Roman"/>
         </w:rPr>
         <w:t xml:space="preserve">水解反应中水作溶剂</w:t>
+      </w:r>
+    </w:p>
+    <w:p>
+      <w:pPr>
+        <w:pStyle w:val="Compact"/>
+        <w:numPr>
+          <w:ilvl w:val="0"/>
+          <w:numId w:val="1009"/>
+        </w:numPr>
+      </w:pPr>
+      <w:r>
+        <w:rPr>
+          <w:rFonts w:hint="eastAsia" w:ascii="Times New Roman" w:hAnsi="Times New Roman" w:eastAsia="FangSong" w:cs="Times New Roman"/>
+        </w:rPr>
+        <w:t>酯水解</w:t>
+      </w:r>
+      <w:r>
+        <w:rPr>
+          <w:rFonts w:hint="eastAsia" w:ascii="Times New Roman" w:hAnsi="Times New Roman" w:eastAsia="Times New Roman" w:cs="Times New Roman"/>
+        </w:rPr>
+        <w:t>、</w:t>
+      </w:r>
+      <w:r>
+        <w:rPr>
+          <w:rFonts w:hint="eastAsia" w:ascii="Times New Roman" w:hAnsi="Times New Roman" w:eastAsia="FangSong" w:cs="Times New Roman"/>
+        </w:rPr>
+        <w:t>蔗糖转化</w:t>
+      </w:r>
+    </w:p>
+    <w:p>
+      <w:pPr>
+        <w:pStyle w:val="Compact"/>
+        <w:numPr>
+          <w:ilvl w:val="0"/>
+          <w:numId w:val="1009"/>
+        </w:numPr>
+      </w:pPr>
+      <w:r>
+        <w:rPr>
+          <w:rFonts w:hint="eastAsia" w:ascii="Times New Roman" w:hAnsi="Times New Roman" w:eastAsia="FangSong" w:cs="Times New Roman"/>
+        </w:rPr>
+        <w:t xml:space="preserve">气体在大量惰性组分中反应</w:t>
+      </w:r>
+    </w:p>
+    <w:p>
+      <w:pPr>
+        <w:spacing w:before="160" w:after="80"/>
+      </w:pPr>
+      <w:r>
+        <w:pict>
+          <v:rect style="width:0;height:1.5pt" o:hralign="center" o:hrstd="t" o:hr="t"/>
+        </w:pict>
+      </w:r>
+    </w:p>
+    <w:bookmarkEnd w:id="31"/>
+    <w:bookmarkEnd w:id="32"/>
+    <w:bookmarkStart w:id="55" w:name="四影响速率的因素与-arrhenius-方程"/>
+    <w:p>
+      <w:pPr>
+        <w:pStyle w:val="Heading2"/>
+        <w:spacing w:before="280" w:after="120"/>
+      </w:pPr>
+      <w:r>
+        <w:rPr>
+          <w:rFonts w:hint="eastAsia" w:ascii="Times New Roman" w:hAnsi="Times New Roman" w:eastAsia="SimHei" w:cs="Times New Roman"/>
+        </w:rPr>
+        <w:t>四</w:t>
+      </w:r>
+      <w:r>
+        <w:rPr>
+          <w:rFonts w:hint="eastAsia" w:ascii="Times New Roman" w:hAnsi="Times New Roman" w:eastAsia="Times New Roman" w:cs="Times New Roman"/>
+        </w:rPr>
+        <w:t>、</w:t>
+      </w:r>
+      <w:r>
+        <w:rPr>
+          <w:rFonts w:hint="eastAsia" w:ascii="Times New Roman" w:hAnsi="Times New Roman" w:eastAsia="SimHei" w:cs="Times New Roman"/>
+        </w:rPr>
+        <w:t>影响速率的因素与</w:t>
+      </w:r>
+      <w:r>
+        <w:rPr>
+          <w:rFonts w:ascii="Times New Roman" w:hAnsi="Times New Roman" w:eastAsia="Times New Roman" w:cs="Times New Roman"/>
+        </w:rPr>
+        <w:t xml:space="preserve"> Arrhenius </w:t>
+      </w:r>
+      <w:r>
+        <w:rPr>
+          <w:rFonts w:hint="eastAsia" w:ascii="Times New Roman" w:hAnsi="Times New Roman" w:eastAsia="SimHei" w:cs="Times New Roman"/>
+        </w:rPr>
+        <w:t xml:space="preserve">方程</w:t>
+      </w:r>
+    </w:p>
+    <w:bookmarkStart w:id="33" w:name="浓度压强与表面积"/>
+    <w:p>
+      <w:pPr>
+        <w:pStyle w:val="Heading3"/>
+        <w:spacing w:before="280" w:after="120"/>
+      </w:pPr>
+      <w:r>
+        <w:rPr>
+          <w:rFonts w:ascii="Times New Roman" w:hAnsi="Times New Roman" w:eastAsia="Times New Roman" w:cs="Times New Roman"/>
+        </w:rPr>
+        <w:t xml:space="preserve">4.1 </w:t>
+      </w:r>
+      <w:r>
+        <w:rPr>
+          <w:rFonts w:hint="eastAsia" w:ascii="Times New Roman" w:hAnsi="Times New Roman" w:eastAsia="SimHei" w:cs="Times New Roman"/>
+        </w:rPr>
+        <w:t>浓度</w:t>
+      </w:r>
+      <w:r>
+        <w:rPr>
+          <w:rFonts w:hint="eastAsia" w:ascii="Times New Roman" w:hAnsi="Times New Roman" w:eastAsia="Times New Roman" w:cs="Times New Roman"/>
+        </w:rPr>
+        <w:t>、</w:t>
+      </w:r>
+      <w:r>
+        <w:rPr>
+          <w:rFonts w:hint="eastAsia" w:ascii="Times New Roman" w:hAnsi="Times New Roman" w:eastAsia="SimHei" w:cs="Times New Roman"/>
+        </w:rPr>
+        <w:t>压强与表面积</w:t>
+      </w:r>
+    </w:p>
+    <w:p>
+      <w:pPr>
+        <w:pStyle w:val="FirstParagraph"/>
+      </w:pPr>
+      <w:r>
+        <w:rPr>
+          <w:rFonts w:hint="eastAsia" w:ascii="Times New Roman" w:hAnsi="Times New Roman" w:eastAsia="FangSong" w:cs="Times New Roman"/>
+          <w:b/>
+          <w:bCs/>
+        </w:rPr>
+        <w:t xml:space="preserve">浓度增大通常使速率增大</w:t>
+      </w:r>
+      <w:r>
+        <w:rPr>
+          <w:rFonts w:hint="eastAsia" w:ascii="Times New Roman" w:hAnsi="Times New Roman" w:eastAsia="Times New Roman" w:cs="Times New Roman"/>
+        </w:rPr>
+        <w:t>，</w:t>
+      </w:r>
+      <w:r>
+        <w:rPr>
+          <w:rFonts w:hint="eastAsia" w:ascii="Times New Roman" w:hAnsi="Times New Roman" w:eastAsia="FangSong" w:cs="Times New Roman"/>
+        </w:rPr>
+        <w:t>原因是单位体积内有效碰撞机会增加</w:t>
+      </w:r>
+      <w:r>
+        <w:rPr>
+          <w:rFonts w:hint="eastAsia" w:ascii="Times New Roman" w:hAnsi="Times New Roman" w:eastAsia="Times New Roman" w:cs="Times New Roman"/>
+        </w:rPr>
+        <w:t>。</w:t>
+      </w:r>
+    </w:p>
+    <w:p>
+      <w:pPr>
+        <w:pStyle w:val="BodyText"/>
+      </w:pPr>
+      <w:r>
+        <w:rPr>
+          <w:rFonts w:hint="eastAsia" w:ascii="Times New Roman" w:hAnsi="Times New Roman" w:eastAsia="FangSong" w:cs="Times New Roman"/>
+        </w:rPr>
+        <w:t>对气体体系</w:t>
+      </w:r>
+      <w:r>
+        <w:rPr>
+          <w:rFonts w:hint="eastAsia" w:ascii="Times New Roman" w:hAnsi="Times New Roman" w:eastAsia="Times New Roman" w:cs="Times New Roman"/>
+        </w:rPr>
+        <w:t>：</w:t>
       </w:r>
     </w:p>
     <w:p>
@@ -12510,19 +12920,19 @@
         <w:rPr>
           <w:rFonts w:hint="eastAsia" w:ascii="Times New Roman" w:hAnsi="Times New Roman" w:eastAsia="FangSong" w:cs="Times New Roman"/>
         </w:rPr>
-        <w:t>酯水解</w:t>
-      </w:r>
-      <w:r>
-        <w:rPr>
-          <w:rFonts w:hint="eastAsia" w:ascii="Times New Roman" w:hAnsi="Times New Roman" w:eastAsia="Times New Roman" w:cs="Times New Roman"/>
-        </w:rPr>
-        <w:t>、</w:t>
-      </w:r>
-      <w:r>
-        <w:rPr>
-          <w:rFonts w:hint="eastAsia" w:ascii="Times New Roman" w:hAnsi="Times New Roman" w:eastAsia="FangSong" w:cs="Times New Roman"/>
-        </w:rPr>
-        <w:t>蔗糖转化</w:t>
+        <w:t>恒温增压</w:t>
+      </w:r>
+      <w:r>
+        <w:rPr>
+          <w:rFonts w:hint="eastAsia" w:ascii="Times New Roman" w:hAnsi="Times New Roman" w:eastAsia="Times New Roman" w:cs="Times New Roman"/>
+        </w:rPr>
+        <w:t>，</w:t>
+      </w:r>
+      <w:r>
+        <w:rPr>
+          <w:rFonts w:hint="eastAsia" w:ascii="Times New Roman" w:hAnsi="Times New Roman" w:eastAsia="FangSong" w:cs="Times New Roman"/>
+        </w:rPr>
+        <w:t>本质上是提高浓度</w:t>
       </w:r>
     </w:p>
     <w:p>
@@ -12537,87 +12947,65 @@
         <w:rPr>
           <w:rFonts w:hint="eastAsia" w:ascii="Times New Roman" w:hAnsi="Times New Roman" w:eastAsia="FangSong" w:cs="Times New Roman"/>
         </w:rPr>
-        <w:t xml:space="preserve">气体在大量惰性组分中反应</w:t>
-      </w:r>
-    </w:p>
-    <w:p>
-      <w:pPr>
-        <w:spacing w:before="160" w:after="80"/>
-      </w:pPr>
-      <w:r>
-        <w:pict>
-          <v:rect style="width:0;height:1.5pt" o:hralign="center" o:hrstd="t" o:hr="t"/>
-        </w:pict>
-      </w:r>
-    </w:p>
-    <w:bookmarkEnd w:id="31"/>
-    <w:bookmarkEnd w:id="32"/>
-    <w:bookmarkStart w:id="55" w:name="四影响速率的因素与-arrhenius-方程"/>
-    <w:p>
-      <w:pPr>
-        <w:pStyle w:val="Heading2"/>
-        <w:spacing w:before="280" w:after="120"/>
-      </w:pPr>
-      <w:r>
-        <w:rPr>
-          <w:rFonts w:hint="eastAsia" w:ascii="Times New Roman" w:hAnsi="Times New Roman" w:eastAsia="SimHei" w:cs="Times New Roman"/>
-        </w:rPr>
-        <w:t>四</w:t>
-      </w:r>
-      <w:r>
-        <w:rPr>
-          <w:rFonts w:hint="eastAsia" w:ascii="Times New Roman" w:hAnsi="Times New Roman" w:eastAsia="Times New Roman" w:cs="Times New Roman"/>
-        </w:rPr>
-        <w:t>、</w:t>
-      </w:r>
-      <w:r>
-        <w:rPr>
-          <w:rFonts w:hint="eastAsia" w:ascii="Times New Roman" w:hAnsi="Times New Roman" w:eastAsia="SimHei" w:cs="Times New Roman"/>
-        </w:rPr>
-        <w:t>影响速率的因素与</w:t>
-      </w:r>
-      <w:r>
-        <w:rPr>
-          <w:rFonts w:ascii="Times New Roman" w:hAnsi="Times New Roman" w:eastAsia="Times New Roman" w:cs="Times New Roman"/>
-        </w:rPr>
-        <w:t xml:space="preserve"> Arrhenius </w:t>
-      </w:r>
-      <w:r>
-        <w:rPr>
-          <w:rFonts w:hint="eastAsia" w:ascii="Times New Roman" w:hAnsi="Times New Roman" w:eastAsia="SimHei" w:cs="Times New Roman"/>
-        </w:rPr>
-        <w:t xml:space="preserve">方程</w:t>
-      </w:r>
-    </w:p>
-    <w:bookmarkStart w:id="33" w:name="浓度压强与表面积"/>
-    <w:p>
-      <w:pPr>
-        <w:pStyle w:val="Heading3"/>
-        <w:spacing w:before="280" w:after="120"/>
-      </w:pPr>
-      <w:r>
-        <w:rPr>
-          <w:rFonts w:ascii="Times New Roman" w:hAnsi="Times New Roman" w:eastAsia="Times New Roman" w:cs="Times New Roman"/>
-        </w:rPr>
-        <w:t xml:space="preserve">4.1 </w:t>
-      </w:r>
-      <w:r>
-        <w:rPr>
-          <w:rFonts w:hint="eastAsia" w:ascii="Times New Roman" w:hAnsi="Times New Roman" w:eastAsia="SimHei" w:cs="Times New Roman"/>
-        </w:rPr>
-        <w:t>浓度</w:t>
-      </w:r>
-      <w:r>
-        <w:rPr>
-          <w:rFonts w:hint="eastAsia" w:ascii="Times New Roman" w:hAnsi="Times New Roman" w:eastAsia="Times New Roman" w:cs="Times New Roman"/>
-        </w:rPr>
-        <w:t>、</w:t>
-      </w:r>
-      <w:r>
-        <w:rPr>
-          <w:rFonts w:hint="eastAsia" w:ascii="Times New Roman" w:hAnsi="Times New Roman" w:eastAsia="SimHei" w:cs="Times New Roman"/>
-        </w:rPr>
-        <w:t>压强与表面积</w:t>
+        <w:t xml:space="preserve">所以速率常数</w:t>
+      </w:r>
+      <w:r>
+        <w:rPr>
+          <w:rFonts w:ascii="Times New Roman" w:hAnsi="Times New Roman" w:eastAsia="Times New Roman" w:cs="Times New Roman"/>
+        </w:rPr>
+        <w:t xml:space="preserve"> </w:t>
+      </w:r>
+      <m:oMath>
+        <m:r>
+          <m:t>k</m:t>
+        </m:r>
+      </m:oMath>
+      <w:r>
+        <w:rPr>
+          <w:rFonts w:ascii="Times New Roman" w:hAnsi="Times New Roman" w:eastAsia="Times New Roman" w:cs="Times New Roman"/>
+        </w:rPr>
+        <w:t xml:space="preserve"> </w:t>
+      </w:r>
+      <w:r>
+        <w:rPr>
+          <w:rFonts w:hint="eastAsia" w:ascii="Times New Roman" w:hAnsi="Times New Roman" w:eastAsia="FangSong" w:cs="Times New Roman"/>
+        </w:rPr>
+        <w:t>不一定变</w:t>
+      </w:r>
+      <w:r>
+        <w:rPr>
+          <w:rFonts w:hint="eastAsia" w:ascii="Times New Roman" w:hAnsi="Times New Roman" w:eastAsia="Times New Roman" w:cs="Times New Roman"/>
+        </w:rPr>
+        <w:t>，</w:t>
+      </w:r>
+      <w:r>
+        <w:rPr>
+          <w:rFonts w:hint="eastAsia" w:ascii="Times New Roman" w:hAnsi="Times New Roman" w:eastAsia="FangSong" w:cs="Times New Roman"/>
+        </w:rPr>
+        <w:t>但速率</w:t>
+      </w:r>
+      <w:r>
+        <w:rPr>
+          <w:rFonts w:ascii="Times New Roman" w:hAnsi="Times New Roman" w:eastAsia="Times New Roman" w:cs="Times New Roman"/>
+        </w:rPr>
+        <w:t xml:space="preserve"> </w:t>
+      </w:r>
+      <m:oMath>
+        <m:r>
+          <m:t>v</m:t>
+        </m:r>
+      </m:oMath>
+      <w:r>
+        <w:rPr>
+          <w:rFonts w:ascii="Times New Roman" w:hAnsi="Times New Roman" w:eastAsia="Times New Roman" w:cs="Times New Roman"/>
+        </w:rPr>
+        <w:t xml:space="preserve"> </w:t>
+      </w:r>
+      <w:r>
+        <w:rPr>
+          <w:rFonts w:hint="eastAsia" w:ascii="Times New Roman" w:hAnsi="Times New Roman" w:eastAsia="FangSong" w:cs="Times New Roman"/>
+        </w:rPr>
+        <w:t xml:space="preserve">常增大</w:t>
       </w:r>
     </w:p>
     <w:p>
@@ -12627,39 +13015,8 @@
       <w:r>
         <w:rPr>
           <w:rFonts w:hint="eastAsia" w:ascii="Times New Roman" w:hAnsi="Times New Roman" w:eastAsia="FangSong" w:cs="Times New Roman"/>
-          <w:b/>
-          <w:bCs/>
-        </w:rPr>
-        <w:t xml:space="preserve">浓度增大通常使速率增大</w:t>
-      </w:r>
-      <w:r>
-        <w:rPr>
-          <w:rFonts w:hint="eastAsia" w:ascii="Times New Roman" w:hAnsi="Times New Roman" w:eastAsia="Times New Roman" w:cs="Times New Roman"/>
-        </w:rPr>
-        <w:t>，</w:t>
-      </w:r>
-      <w:r>
-        <w:rPr>
-          <w:rFonts w:hint="eastAsia" w:ascii="Times New Roman" w:hAnsi="Times New Roman" w:eastAsia="FangSong" w:cs="Times New Roman"/>
-        </w:rPr>
-        <w:t>原因是单位体积内有效碰撞机会增加</w:t>
-      </w:r>
-      <w:r>
-        <w:rPr>
-          <w:rFonts w:hint="eastAsia" w:ascii="Times New Roman" w:hAnsi="Times New Roman" w:eastAsia="Times New Roman" w:cs="Times New Roman"/>
-        </w:rPr>
-        <w:t>。</w:t>
-      </w:r>
-    </w:p>
-    <w:p>
-      <w:pPr>
-        <w:pStyle w:val="BodyText"/>
-      </w:pPr>
-      <w:r>
-        <w:rPr>
-          <w:rFonts w:hint="eastAsia" w:ascii="Times New Roman" w:hAnsi="Times New Roman" w:eastAsia="FangSong" w:cs="Times New Roman"/>
-        </w:rPr>
-        <w:t>对气体体系</w:t>
+        </w:rPr>
+        <w:t>对固体参与的反应</w:t>
       </w:r>
       <w:r>
         <w:rPr>
@@ -12680,19 +13037,31 @@
         <w:rPr>
           <w:rFonts w:hint="eastAsia" w:ascii="Times New Roman" w:hAnsi="Times New Roman" w:eastAsia="FangSong" w:cs="Times New Roman"/>
         </w:rPr>
-        <w:t>恒温增压</w:t>
-      </w:r>
-      <w:r>
-        <w:rPr>
-          <w:rFonts w:hint="eastAsia" w:ascii="Times New Roman" w:hAnsi="Times New Roman" w:eastAsia="Times New Roman" w:cs="Times New Roman"/>
-        </w:rPr>
-        <w:t>，</w:t>
-      </w:r>
-      <w:r>
-        <w:rPr>
-          <w:rFonts w:hint="eastAsia" w:ascii="Times New Roman" w:hAnsi="Times New Roman" w:eastAsia="FangSong" w:cs="Times New Roman"/>
-        </w:rPr>
-        <w:t>本质上是提高浓度</w:t>
+        <w:t>固体</w:t>
+      </w:r>
+      <w:r>
+        <w:rPr>
+          <w:rFonts w:hint="eastAsia" w:ascii="Times New Roman" w:hAnsi="Times New Roman" w:eastAsia="Times New Roman" w:cs="Times New Roman"/>
+        </w:rPr>
+        <w:t>“</w:t>
+      </w:r>
+      <w:r>
+        <w:rPr>
+          <w:rFonts w:hint="eastAsia" w:ascii="Times New Roman" w:hAnsi="Times New Roman" w:eastAsia="FangSong" w:cs="Times New Roman"/>
+        </w:rPr>
+        <w:t>浓度</w:t>
+      </w:r>
+      <w:r>
+        <w:rPr>
+          <w:rFonts w:hint="eastAsia" w:ascii="Times New Roman" w:hAnsi="Times New Roman" w:eastAsia="Times New Roman" w:cs="Times New Roman"/>
+        </w:rPr>
+        <w:t>”</w:t>
+      </w:r>
+      <w:r>
+        <w:rPr>
+          <w:rFonts w:hint="eastAsia" w:ascii="Times New Roman" w:hAnsi="Times New Roman" w:eastAsia="FangSong" w:cs="Times New Roman"/>
+        </w:rPr>
+        <w:t>不写进速率方程</w:t>
       </w:r>
     </w:p>
     <w:p>
@@ -12707,82 +13076,21 @@
         <w:rPr>
           <w:rFonts w:hint="eastAsia" w:ascii="Times New Roman" w:hAnsi="Times New Roman" w:eastAsia="FangSong" w:cs="Times New Roman"/>
         </w:rPr>
-        <w:t xml:space="preserve">所以速率常数</w:t>
-      </w:r>
-      <w:r>
-        <w:rPr>
-          <w:rFonts w:ascii="Times New Roman" w:hAnsi="Times New Roman" w:eastAsia="Times New Roman" w:cs="Times New Roman"/>
-        </w:rPr>
-        <w:t xml:space="preserve"> </w:t>
-      </w:r>
-      <m:oMath>
-        <m:r>
-          <m:t>k</m:t>
-        </m:r>
-      </m:oMath>
-      <w:r>
-        <w:rPr>
-          <w:rFonts w:ascii="Times New Roman" w:hAnsi="Times New Roman" w:eastAsia="Times New Roman" w:cs="Times New Roman"/>
-        </w:rPr>
-        <w:t xml:space="preserve"> </w:t>
-      </w:r>
-      <w:r>
-        <w:rPr>
-          <w:rFonts w:hint="eastAsia" w:ascii="Times New Roman" w:hAnsi="Times New Roman" w:eastAsia="FangSong" w:cs="Times New Roman"/>
-        </w:rPr>
-        <w:t>不一定变</w:t>
-      </w:r>
-      <w:r>
-        <w:rPr>
-          <w:rFonts w:hint="eastAsia" w:ascii="Times New Roman" w:hAnsi="Times New Roman" w:eastAsia="Times New Roman" w:cs="Times New Roman"/>
-        </w:rPr>
-        <w:t>，</w:t>
-      </w:r>
-      <w:r>
-        <w:rPr>
-          <w:rFonts w:hint="eastAsia" w:ascii="Times New Roman" w:hAnsi="Times New Roman" w:eastAsia="FangSong" w:cs="Times New Roman"/>
-        </w:rPr>
-        <w:t>但速率</w:t>
-      </w:r>
-      <w:r>
-        <w:rPr>
-          <w:rFonts w:ascii="Times New Roman" w:hAnsi="Times New Roman" w:eastAsia="Times New Roman" w:cs="Times New Roman"/>
-        </w:rPr>
-        <w:t xml:space="preserve"> </w:t>
-      </w:r>
-      <m:oMath>
-        <m:r>
-          <m:t>v</m:t>
-        </m:r>
-      </m:oMath>
-      <w:r>
-        <w:rPr>
-          <w:rFonts w:ascii="Times New Roman" w:hAnsi="Times New Roman" w:eastAsia="Times New Roman" w:cs="Times New Roman"/>
-        </w:rPr>
-        <w:t xml:space="preserve"> </w:t>
-      </w:r>
-      <w:r>
-        <w:rPr>
-          <w:rFonts w:hint="eastAsia" w:ascii="Times New Roman" w:hAnsi="Times New Roman" w:eastAsia="FangSong" w:cs="Times New Roman"/>
-        </w:rPr>
-        <w:t xml:space="preserve">常增大</w:t>
-      </w:r>
-    </w:p>
-    <w:p>
-      <w:pPr>
-        <w:pStyle w:val="FirstParagraph"/>
-      </w:pPr>
-      <w:r>
-        <w:rPr>
-          <w:rFonts w:hint="eastAsia" w:ascii="Times New Roman" w:hAnsi="Times New Roman" w:eastAsia="FangSong" w:cs="Times New Roman"/>
-        </w:rPr>
-        <w:t>对固体参与的反应</w:t>
-      </w:r>
-      <w:r>
-        <w:rPr>
-          <w:rFonts w:hint="eastAsia" w:ascii="Times New Roman" w:hAnsi="Times New Roman" w:eastAsia="Times New Roman" w:cs="Times New Roman"/>
-        </w:rPr>
-        <w:t>：</w:t>
+        <w:t xml:space="preserve">但</w:t>
+      </w:r>
+      <w:r>
+        <w:rPr>
+          <w:rFonts w:hint="eastAsia" w:ascii="Times New Roman" w:hAnsi="Times New Roman" w:eastAsia="FangSong" w:cs="Times New Roman"/>
+          <w:b/>
+          <w:bCs/>
+        </w:rPr>
+        <w:t xml:space="preserve">表面积</w:t>
+      </w:r>
+      <w:r>
+        <w:rPr>
+          <w:rFonts w:hint="eastAsia" w:ascii="Times New Roman" w:hAnsi="Times New Roman" w:eastAsia="FangSong" w:cs="Times New Roman"/>
+        </w:rPr>
+        <w:t xml:space="preserve">会显著影响速率</w:t>
       </w:r>
     </w:p>
     <w:p>
@@ -12790,75 +13098,7 @@
         <w:pStyle w:val="Compact"/>
         <w:numPr>
           <w:ilvl w:val="0"/>
-          <w:numId w:val="1012"/>
-        </w:numPr>
-      </w:pPr>
-      <w:r>
-        <w:rPr>
-          <w:rFonts w:hint="eastAsia" w:ascii="Times New Roman" w:hAnsi="Times New Roman" w:eastAsia="FangSong" w:cs="Times New Roman"/>
-        </w:rPr>
-        <w:t>固体</w:t>
-      </w:r>
-      <w:r>
-        <w:rPr>
-          <w:rFonts w:hint="eastAsia" w:ascii="Times New Roman" w:hAnsi="Times New Roman" w:eastAsia="Times New Roman" w:cs="Times New Roman"/>
-        </w:rPr>
-        <w:t>“</w:t>
-      </w:r>
-      <w:r>
-        <w:rPr>
-          <w:rFonts w:hint="eastAsia" w:ascii="Times New Roman" w:hAnsi="Times New Roman" w:eastAsia="FangSong" w:cs="Times New Roman"/>
-        </w:rPr>
-        <w:t>浓度</w:t>
-      </w:r>
-      <w:r>
-        <w:rPr>
-          <w:rFonts w:hint="eastAsia" w:ascii="Times New Roman" w:hAnsi="Times New Roman" w:eastAsia="Times New Roman" w:cs="Times New Roman"/>
-        </w:rPr>
-        <w:t>”</w:t>
-      </w:r>
-      <w:r>
-        <w:rPr>
-          <w:rFonts w:hint="eastAsia" w:ascii="Times New Roman" w:hAnsi="Times New Roman" w:eastAsia="FangSong" w:cs="Times New Roman"/>
-        </w:rPr>
-        <w:t>不写进速率方程</w:t>
-      </w:r>
-    </w:p>
-    <w:p>
-      <w:pPr>
-        <w:pStyle w:val="Compact"/>
-        <w:numPr>
-          <w:ilvl w:val="0"/>
-          <w:numId w:val="1012"/>
-        </w:numPr>
-      </w:pPr>
-      <w:r>
-        <w:rPr>
-          <w:rFonts w:hint="eastAsia" w:ascii="Times New Roman" w:hAnsi="Times New Roman" w:eastAsia="FangSong" w:cs="Times New Roman"/>
-        </w:rPr>
-        <w:t xml:space="preserve">但</w:t>
-      </w:r>
-      <w:r>
-        <w:rPr>
-          <w:rFonts w:hint="eastAsia" w:ascii="Times New Roman" w:hAnsi="Times New Roman" w:eastAsia="FangSong" w:cs="Times New Roman"/>
-          <w:b/>
-          <w:bCs/>
-        </w:rPr>
-        <w:t xml:space="preserve">表面积</w:t>
-      </w:r>
-      <w:r>
-        <w:rPr>
-          <w:rFonts w:hint="eastAsia" w:ascii="Times New Roman" w:hAnsi="Times New Roman" w:eastAsia="FangSong" w:cs="Times New Roman"/>
-        </w:rPr>
-        <w:t xml:space="preserve">会显著影响速率</w:t>
-      </w:r>
-    </w:p>
-    <w:p>
-      <w:pPr>
-        <w:pStyle w:val="Compact"/>
-        <w:numPr>
-          <w:ilvl w:val="0"/>
-          <w:numId w:val="1012"/>
+          <w:numId w:val="1011"/>
         </w:numPr>
       </w:pPr>
       <w:r>
@@ -13078,7 +13318,7 @@
         <w:pStyle w:val="Compact"/>
         <w:numPr>
           <w:ilvl w:val="0"/>
-          <w:numId w:val="1013"/>
+          <w:numId w:val="1012"/>
         </w:numPr>
       </w:pPr>
       <m:oMath>
@@ -13109,6 +13349,110 @@
           <w:rFonts w:hint="eastAsia" w:ascii="Times New Roman" w:hAnsi="Times New Roman" w:eastAsia="FangSong" w:cs="Times New Roman"/>
         </w:rPr>
         <w:t>反映碰撞频率与取向因素</w:t>
+      </w:r>
+    </w:p>
+    <w:p>
+      <w:pPr>
+        <w:pStyle w:val="Compact"/>
+        <w:numPr>
+          <w:ilvl w:val="0"/>
+          <w:numId w:val="1012"/>
+        </w:numPr>
+      </w:pPr>
+      <m:oMath>
+        <m:sSub>
+          <m:e>
+            <m:r>
+              <m:t>E</m:t>
+            </m:r>
+          </m:e>
+          <m:sub>
+            <m:r>
+              <m:t>a</m:t>
+            </m:r>
+          </m:sub>
+        </m:sSub>
+      </m:oMath>
+      <w:r>
+        <w:rPr>
+          <w:rFonts w:hint="eastAsia" w:ascii="Times New Roman" w:hAnsi="Times New Roman" w:eastAsia="Times New Roman" w:cs="Times New Roman"/>
+        </w:rPr>
+        <w:t>：</w:t>
+      </w:r>
+      <w:r>
+        <w:rPr>
+          <w:rFonts w:hint="eastAsia" w:ascii="Times New Roman" w:hAnsi="Times New Roman" w:eastAsia="FangSong" w:cs="Times New Roman"/>
+        </w:rPr>
+        <w:t>活化能</w:t>
+      </w:r>
+    </w:p>
+    <w:p>
+      <w:pPr>
+        <w:pStyle w:val="Compact"/>
+        <w:numPr>
+          <w:ilvl w:val="0"/>
+          <w:numId w:val="1012"/>
+        </w:numPr>
+      </w:pPr>
+      <m:oMath>
+        <m:r>
+          <m:t>R</m:t>
+        </m:r>
+      </m:oMath>
+      <w:r>
+        <w:rPr>
+          <w:rFonts w:hint="eastAsia" w:ascii="Times New Roman" w:hAnsi="Times New Roman" w:eastAsia="Times New Roman" w:cs="Times New Roman"/>
+        </w:rPr>
+        <w:t>：</w:t>
+      </w:r>
+      <w:r>
+        <w:rPr>
+          <w:rFonts w:hint="eastAsia" w:ascii="Times New Roman" w:hAnsi="Times New Roman" w:eastAsia="FangSong" w:cs="Times New Roman"/>
+        </w:rPr>
+        <w:t>气体常数</w:t>
+      </w:r>
+    </w:p>
+    <w:p>
+      <w:pPr>
+        <w:pStyle w:val="Compact"/>
+        <w:numPr>
+          <w:ilvl w:val="0"/>
+          <w:numId w:val="1012"/>
+        </w:numPr>
+      </w:pPr>
+      <m:oMath>
+        <m:r>
+          <m:t>T</m:t>
+        </m:r>
+      </m:oMath>
+      <w:r>
+        <w:rPr>
+          <w:rFonts w:hint="eastAsia" w:ascii="Times New Roman" w:hAnsi="Times New Roman" w:eastAsia="Times New Roman" w:cs="Times New Roman"/>
+        </w:rPr>
+        <w:t>：</w:t>
+      </w:r>
+      <w:r>
+        <w:rPr>
+          <w:rFonts w:hint="eastAsia" w:ascii="Times New Roman" w:hAnsi="Times New Roman" w:eastAsia="FangSong" w:cs="Times New Roman"/>
+        </w:rPr>
+        <w:t>热力学温度</w:t>
+      </w:r>
+    </w:p>
+    <w:p>
+      <w:pPr>
+        <w:pStyle w:val="FirstParagraph"/>
+      </w:pPr>
+      <w:r>
+        <w:rPr>
+          <w:rFonts w:hint="eastAsia" w:ascii="Times New Roman" w:hAnsi="Times New Roman" w:eastAsia="FangSong" w:cs="Times New Roman"/>
+        </w:rPr>
+        <w:t>这个式子的物理图景很清楚</w:t>
+      </w:r>
+      <w:r>
+        <w:rPr>
+          <w:rFonts w:hint="eastAsia" w:ascii="Times New Roman" w:hAnsi="Times New Roman" w:eastAsia="Times New Roman" w:cs="Times New Roman"/>
+        </w:rPr>
+        <w:t>：</w:t>
       </w:r>
     </w:p>
     <w:p>
@@ -13120,30 +13464,51 @@
         </w:numPr>
       </w:pPr>
       <m:oMath>
-        <m:sSub>
-          <m:e>
-            <m:r>
-              <m:t>E</m:t>
-            </m:r>
-          </m:e>
-          <m:sub>
-            <m:r>
-              <m:t>a</m:t>
-            </m:r>
-          </m:sub>
-        </m:sSub>
+        <m:r>
+          <m:t>A</m:t>
+        </m:r>
       </m:oMath>
       <w:r>
         <w:rPr>
-          <w:rFonts w:hint="eastAsia" w:ascii="Times New Roman" w:hAnsi="Times New Roman" w:eastAsia="Times New Roman" w:cs="Times New Roman"/>
-        </w:rPr>
-        <w:t>：</w:t>
-      </w:r>
-      <w:r>
-        <w:rPr>
-          <w:rFonts w:hint="eastAsia" w:ascii="Times New Roman" w:hAnsi="Times New Roman" w:eastAsia="FangSong" w:cs="Times New Roman"/>
-        </w:rPr>
-        <w:t>活化能</w:t>
+          <w:rFonts w:ascii="Times New Roman" w:hAnsi="Times New Roman" w:eastAsia="Times New Roman" w:cs="Times New Roman"/>
+        </w:rPr>
+        <w:t xml:space="preserve"> </w:t>
+      </w:r>
+      <w:r>
+        <w:rPr>
+          <w:rFonts w:hint="eastAsia" w:ascii="Times New Roman" w:hAnsi="Times New Roman" w:eastAsia="FangSong" w:cs="Times New Roman"/>
+        </w:rPr>
+        <w:t>管的是</w:t>
+      </w:r>
+      <w:r>
+        <w:rPr>
+          <w:rFonts w:hint="eastAsia" w:ascii="Times New Roman" w:hAnsi="Times New Roman" w:eastAsia="Times New Roman" w:cs="Times New Roman"/>
+        </w:rPr>
+        <w:t>“</w:t>
+      </w:r>
+      <w:r>
+        <w:rPr>
+          <w:rFonts w:hint="eastAsia" w:ascii="Times New Roman" w:hAnsi="Times New Roman" w:eastAsia="FangSong" w:cs="Times New Roman"/>
+        </w:rPr>
+        <w:t>碰撞得有多频繁</w:t>
+      </w:r>
+      <w:r>
+        <w:rPr>
+          <w:rFonts w:hint="eastAsia" w:ascii="Times New Roman" w:hAnsi="Times New Roman" w:eastAsia="Times New Roman" w:cs="Times New Roman"/>
+        </w:rPr>
+        <w:t>、</w:t>
+      </w:r>
+      <w:r>
+        <w:rPr>
+          <w:rFonts w:hint="eastAsia" w:ascii="Times New Roman" w:hAnsi="Times New Roman" w:eastAsia="FangSong" w:cs="Times New Roman"/>
+        </w:rPr>
+        <w:t>取向是否常常合适</w:t>
+      </w:r>
+      <w:r>
+        <w:rPr>
+          <w:rFonts w:hint="eastAsia" w:ascii="Times New Roman" w:hAnsi="Times New Roman" w:eastAsia="Times New Roman" w:cs="Times New Roman"/>
+        </w:rPr>
+        <w:t>”</w:t>
       </w:r>
     </w:p>
     <w:p>
@@ -13152,131 +13517,6 @@
         <w:numPr>
           <w:ilvl w:val="0"/>
           <w:numId w:val="1013"/>
-        </w:numPr>
-      </w:pPr>
-      <m:oMath>
-        <m:r>
-          <m:t>R</m:t>
-        </m:r>
-      </m:oMath>
-      <w:r>
-        <w:rPr>
-          <w:rFonts w:hint="eastAsia" w:ascii="Times New Roman" w:hAnsi="Times New Roman" w:eastAsia="Times New Roman" w:cs="Times New Roman"/>
-        </w:rPr>
-        <w:t>：</w:t>
-      </w:r>
-      <w:r>
-        <w:rPr>
-          <w:rFonts w:hint="eastAsia" w:ascii="Times New Roman" w:hAnsi="Times New Roman" w:eastAsia="FangSong" w:cs="Times New Roman"/>
-        </w:rPr>
-        <w:t>气体常数</w:t>
-      </w:r>
-    </w:p>
-    <w:p>
-      <w:pPr>
-        <w:pStyle w:val="Compact"/>
-        <w:numPr>
-          <w:ilvl w:val="0"/>
-          <w:numId w:val="1013"/>
-        </w:numPr>
-      </w:pPr>
-      <m:oMath>
-        <m:r>
-          <m:t>T</m:t>
-        </m:r>
-      </m:oMath>
-      <w:r>
-        <w:rPr>
-          <w:rFonts w:hint="eastAsia" w:ascii="Times New Roman" w:hAnsi="Times New Roman" w:eastAsia="Times New Roman" w:cs="Times New Roman"/>
-        </w:rPr>
-        <w:t>：</w:t>
-      </w:r>
-      <w:r>
-        <w:rPr>
-          <w:rFonts w:hint="eastAsia" w:ascii="Times New Roman" w:hAnsi="Times New Roman" w:eastAsia="FangSong" w:cs="Times New Roman"/>
-        </w:rPr>
-        <w:t>热力学温度</w:t>
-      </w:r>
-    </w:p>
-    <w:p>
-      <w:pPr>
-        <w:pStyle w:val="FirstParagraph"/>
-      </w:pPr>
-      <w:r>
-        <w:rPr>
-          <w:rFonts w:hint="eastAsia" w:ascii="Times New Roman" w:hAnsi="Times New Roman" w:eastAsia="FangSong" w:cs="Times New Roman"/>
-        </w:rPr>
-        <w:t>这个式子的物理图景很清楚</w:t>
-      </w:r>
-      <w:r>
-        <w:rPr>
-          <w:rFonts w:hint="eastAsia" w:ascii="Times New Roman" w:hAnsi="Times New Roman" w:eastAsia="Times New Roman" w:cs="Times New Roman"/>
-        </w:rPr>
-        <w:t>：</w:t>
-      </w:r>
-    </w:p>
-    <w:p>
-      <w:pPr>
-        <w:pStyle w:val="Compact"/>
-        <w:numPr>
-          <w:ilvl w:val="0"/>
-          <w:numId w:val="1014"/>
-        </w:numPr>
-      </w:pPr>
-      <m:oMath>
-        <m:r>
-          <m:t>A</m:t>
-        </m:r>
-      </m:oMath>
-      <w:r>
-        <w:rPr>
-          <w:rFonts w:ascii="Times New Roman" w:hAnsi="Times New Roman" w:eastAsia="Times New Roman" w:cs="Times New Roman"/>
-        </w:rPr>
-        <w:t xml:space="preserve"> </w:t>
-      </w:r>
-      <w:r>
-        <w:rPr>
-          <w:rFonts w:hint="eastAsia" w:ascii="Times New Roman" w:hAnsi="Times New Roman" w:eastAsia="FangSong" w:cs="Times New Roman"/>
-        </w:rPr>
-        <w:t>管的是</w:t>
-      </w:r>
-      <w:r>
-        <w:rPr>
-          <w:rFonts w:hint="eastAsia" w:ascii="Times New Roman" w:hAnsi="Times New Roman" w:eastAsia="Times New Roman" w:cs="Times New Roman"/>
-        </w:rPr>
-        <w:t>“</w:t>
-      </w:r>
-      <w:r>
-        <w:rPr>
-          <w:rFonts w:hint="eastAsia" w:ascii="Times New Roman" w:hAnsi="Times New Roman" w:eastAsia="FangSong" w:cs="Times New Roman"/>
-        </w:rPr>
-        <w:t>碰撞得有多频繁</w:t>
-      </w:r>
-      <w:r>
-        <w:rPr>
-          <w:rFonts w:hint="eastAsia" w:ascii="Times New Roman" w:hAnsi="Times New Roman" w:eastAsia="Times New Roman" w:cs="Times New Roman"/>
-        </w:rPr>
-        <w:t>、</w:t>
-      </w:r>
-      <w:r>
-        <w:rPr>
-          <w:rFonts w:hint="eastAsia" w:ascii="Times New Roman" w:hAnsi="Times New Roman" w:eastAsia="FangSong" w:cs="Times New Roman"/>
-        </w:rPr>
-        <w:t>取向是否常常合适</w:t>
-      </w:r>
-      <w:r>
-        <w:rPr>
-          <w:rFonts w:hint="eastAsia" w:ascii="Times New Roman" w:hAnsi="Times New Roman" w:eastAsia="Times New Roman" w:cs="Times New Roman"/>
-        </w:rPr>
-        <w:t>”</w:t>
-      </w:r>
-    </w:p>
-    <w:p>
-      <w:pPr>
-        <w:pStyle w:val="Compact"/>
-        <w:numPr>
-          <w:ilvl w:val="0"/>
-          <w:numId w:val="1014"/>
         </w:numPr>
       </w:pPr>
       <m:oMath>
@@ -13599,7 +13839,7 @@
         <w:pStyle w:val="Compact"/>
         <w:numPr>
           <w:ilvl w:val="0"/>
-          <w:numId w:val="1015"/>
+          <w:numId w:val="1014"/>
         </w:numPr>
       </w:pPr>
       <w:r>
@@ -13663,7 +13903,7 @@
         <w:pStyle w:val="Compact"/>
         <w:numPr>
           <w:ilvl w:val="0"/>
-          <w:numId w:val="1015"/>
+          <w:numId w:val="1014"/>
         </w:numPr>
       </w:pPr>
       <w:r>
@@ -15147,7 +15387,7 @@
         <w:pStyle w:val="Compact"/>
         <w:numPr>
           <w:ilvl w:val="0"/>
-          <w:numId w:val="1016"/>
+          <w:numId w:val="1015"/>
         </w:numPr>
       </w:pPr>
       <w:r>
@@ -15169,6 +15409,314 @@
           <w:rFonts w:hint="eastAsia" w:ascii="Times New Roman" w:hAnsi="Times New Roman" w:eastAsia="FangSong" w:cs="Times New Roman"/>
         </w:rPr>
         <w:t>碰撞粒子能量必须不低于活化能</w:t>
+      </w:r>
+    </w:p>
+    <w:p>
+      <w:pPr>
+        <w:pStyle w:val="Compact"/>
+        <w:numPr>
+          <w:ilvl w:val="0"/>
+          <w:numId w:val="1015"/>
+        </w:numPr>
+      </w:pPr>
+      <w:r>
+        <w:rPr>
+          <w:rFonts w:hint="eastAsia" w:ascii="Times New Roman" w:hAnsi="Times New Roman" w:eastAsia="FangSong" w:cs="Times New Roman"/>
+          <w:b/>
+          <w:bCs/>
+        </w:rPr>
+        <w:t xml:space="preserve">取向合适</w:t>
+      </w:r>
+      <w:r>
+        <w:rPr>
+          <w:rFonts w:hint="eastAsia" w:ascii="Times New Roman" w:hAnsi="Times New Roman" w:eastAsia="Times New Roman" w:cs="Times New Roman"/>
+        </w:rPr>
+        <w:t>：</w:t>
+      </w:r>
+      <w:r>
+        <w:rPr>
+          <w:rFonts w:hint="eastAsia" w:ascii="Times New Roman" w:hAnsi="Times New Roman" w:eastAsia="FangSong" w:cs="Times New Roman"/>
+        </w:rPr>
+        <w:t>即使能量够</w:t>
+      </w:r>
+      <w:r>
+        <w:rPr>
+          <w:rFonts w:hint="eastAsia" w:ascii="Times New Roman" w:hAnsi="Times New Roman" w:eastAsia="Times New Roman" w:cs="Times New Roman"/>
+        </w:rPr>
+        <w:t>，</w:t>
+      </w:r>
+      <w:r>
+        <w:rPr>
+          <w:rFonts w:hint="eastAsia" w:ascii="Times New Roman" w:hAnsi="Times New Roman" w:eastAsia="FangSong" w:cs="Times New Roman"/>
+        </w:rPr>
+        <w:t>不合适的取向也可能无效</w:t>
+      </w:r>
+    </w:p>
+    <w:p>
+      <w:pPr>
+        <w:pStyle w:val="FirstParagraph"/>
+      </w:pPr>
+      <w:r>
+        <w:rPr>
+          <w:rFonts w:hint="eastAsia" w:ascii="Times New Roman" w:hAnsi="Times New Roman" w:eastAsia="FangSong" w:cs="Times New Roman"/>
+        </w:rPr>
+        <w:t>所以有效碰撞数远少于总碰撞数</w:t>
+      </w:r>
+      <w:r>
+        <w:rPr>
+          <w:rFonts w:hint="eastAsia" w:ascii="Times New Roman" w:hAnsi="Times New Roman" w:eastAsia="Times New Roman" w:cs="Times New Roman"/>
+        </w:rPr>
+        <w:t>。</w:t>
+      </w:r>
+    </w:p>
+    <w:p>
+      <w:pPr>
+        <w:pStyle w:val="MethodologyBlock"/>
+      </w:pPr>
+      <w:r>
+        <w:rPr>
+          <w:rFonts w:hint="eastAsia" w:ascii="Times New Roman" w:hAnsi="Times New Roman" w:eastAsia="FangSong" w:cs="Times New Roman"/>
+        </w:rPr>
+        <w:t>竞赛视角</w:t>
+      </w:r>
+      <w:r>
+        <w:rPr>
+          <w:rFonts w:hint="eastAsia" w:ascii="Times New Roman" w:hAnsi="Times New Roman" w:eastAsia="Times New Roman" w:cs="Times New Roman"/>
+        </w:rPr>
+        <w:t>：</w:t>
+      </w:r>
+      <w:r>
+        <w:rPr>
+          <w:rFonts w:hint="eastAsia" w:ascii="Times New Roman" w:hAnsi="Times New Roman" w:eastAsia="FangSong" w:cs="Times New Roman"/>
+        </w:rPr>
+        <w:t>碰撞理论的完整逻辑链</w:t>
+      </w:r>
+      <w:r>
+        <w:rPr>
+          <w:rFonts w:ascii="Times New Roman" w:hAnsi="Times New Roman" w:eastAsia="Times New Roman" w:cs="Times New Roman"/>
+        </w:rPr>
+        <w:t xml:space="preserve"> </w:t>
+      </w:r>
+      <w:r>
+        <w:rPr>
+          <w:rFonts w:hint="eastAsia" w:ascii="Times New Roman" w:hAnsi="Times New Roman" w:eastAsia="FangSong" w:cs="Times New Roman"/>
+        </w:rPr>
+        <w:t>碰撞理论的完整逻辑链是</w:t>
+      </w:r>
+      <w:r>
+        <w:rPr>
+          <w:rFonts w:hint="eastAsia" w:ascii="Times New Roman" w:hAnsi="Times New Roman" w:eastAsia="Times New Roman" w:cs="Times New Roman"/>
+        </w:rPr>
+        <w:t>：</w:t>
+      </w:r>
+      <w:r>
+        <w:rPr>
+          <w:rFonts w:hint="eastAsia" w:ascii="Times New Roman" w:hAnsi="Times New Roman" w:eastAsia="FangSong" w:cs="Times New Roman"/>
+        </w:rPr>
+        <w:t>从</w:t>
+      </w:r>
+      <w:r>
+        <w:rPr>
+          <w:rFonts w:ascii="Times New Roman" w:hAnsi="Times New Roman" w:eastAsia="Times New Roman" w:cs="Times New Roman"/>
+        </w:rPr>
+        <w:t xml:space="preserve"> HI </w:t>
+      </w:r>
+      <w:r>
+        <w:rPr>
+          <w:rFonts w:hint="eastAsia" w:ascii="Times New Roman" w:hAnsi="Times New Roman" w:eastAsia="FangSong" w:cs="Times New Roman"/>
+        </w:rPr>
+        <w:t xml:space="preserve">分解的碰撞频率计算</w:t>
+      </w:r>
+      <w:r>
+        <w:rPr>
+          <w:rFonts w:ascii="Times New Roman" w:hAnsi="Times New Roman" w:eastAsia="Times New Roman" w:cs="Times New Roman"/>
+        </w:rPr>
+        <w:t xml:space="preserve"> → </w:t>
+      </w:r>
+      <w:r>
+        <w:rPr>
+          <w:rFonts w:hint="eastAsia" w:ascii="Times New Roman" w:hAnsi="Times New Roman" w:eastAsia="FangSong" w:cs="Times New Roman"/>
+        </w:rPr>
+        <w:t xml:space="preserve">有效碰撞概念</w:t>
+      </w:r>
+      <w:r>
+        <w:rPr>
+          <w:rFonts w:ascii="Times New Roman" w:hAnsi="Times New Roman" w:eastAsia="Times New Roman" w:cs="Times New Roman"/>
+        </w:rPr>
+        <w:t xml:space="preserve"> → </w:t>
+      </w:r>
+      <w:r>
+        <w:rPr>
+          <w:rFonts w:hint="eastAsia" w:ascii="Times New Roman" w:hAnsi="Times New Roman" w:eastAsia="FangSong" w:cs="Times New Roman"/>
+        </w:rPr>
+        <w:t xml:space="preserve">取向因子</w:t>
+      </w:r>
+      <w:r>
+        <w:rPr>
+          <w:rFonts w:ascii="Times New Roman" w:hAnsi="Times New Roman" w:eastAsia="Times New Roman" w:cs="Times New Roman"/>
+        </w:rPr>
+        <w:t xml:space="preserve"> </w:t>
+      </w:r>
+      <m:oMath>
+        <m:r>
+          <m:t>p</m:t>
+        </m:r>
+      </m:oMath>
+      <w:r>
+        <w:rPr>
+          <w:rFonts w:ascii="Times New Roman" w:hAnsi="Times New Roman" w:eastAsia="Times New Roman" w:cs="Times New Roman"/>
+        </w:rPr>
+        <w:t xml:space="preserve"> </w:t>
+      </w:r>
+      <w:r>
+        <w:rPr>
+          <w:rFonts w:ascii="Times New Roman" w:hAnsi="Times New Roman" w:eastAsia="Times New Roman" w:cs="Times New Roman"/>
+        </w:rPr>
+        <w:t xml:space="preserve">→ Arrhenius </w:t>
+      </w:r>
+      <w:r>
+        <w:rPr>
+          <w:rFonts w:hint="eastAsia" w:ascii="Times New Roman" w:hAnsi="Times New Roman" w:eastAsia="FangSong" w:cs="Times New Roman"/>
+        </w:rPr>
+        <w:t>方程推导</w:t>
+      </w:r>
+      <w:r>
+        <w:rPr>
+          <w:rFonts w:hint="eastAsia" w:ascii="Times New Roman" w:hAnsi="Times New Roman" w:eastAsia="Times New Roman" w:cs="Times New Roman"/>
+        </w:rPr>
+        <w:t>。</w:t>
+      </w:r>
+      <w:r>
+        <w:rPr>
+          <w:rFonts w:hint="eastAsia" w:ascii="Times New Roman" w:hAnsi="Times New Roman" w:eastAsia="FangSong" w:cs="Times New Roman"/>
+        </w:rPr>
+        <w:t>经典对比是</w:t>
+      </w:r>
+      <w:r>
+        <w:rPr>
+          <w:rFonts w:hint="eastAsia" w:ascii="Times New Roman" w:hAnsi="Times New Roman" w:eastAsia="Times New Roman" w:cs="Times New Roman"/>
+        </w:rPr>
+        <w:t>“</w:t>
+      </w:r>
+      <w:r>
+        <w:rPr>
+          <w:rFonts w:hint="eastAsia" w:ascii="Times New Roman" w:hAnsi="Times New Roman" w:eastAsia="FangSong" w:cs="Times New Roman"/>
+        </w:rPr>
+        <w:t>热力学决定可能性</w:t>
+      </w:r>
+      <w:r>
+        <w:rPr>
+          <w:rFonts w:hint="eastAsia" w:ascii="Times New Roman" w:hAnsi="Times New Roman" w:eastAsia="Times New Roman" w:cs="Times New Roman"/>
+        </w:rPr>
+        <w:t>，</w:t>
+      </w:r>
+      <w:r>
+        <w:rPr>
+          <w:rFonts w:hint="eastAsia" w:ascii="Times New Roman" w:hAnsi="Times New Roman" w:eastAsia="FangSong" w:cs="Times New Roman"/>
+        </w:rPr>
+        <w:t>动力学决定现实性</w:t>
+      </w:r>
+      <w:r>
+        <w:rPr>
+          <w:rFonts w:hint="eastAsia" w:ascii="Times New Roman" w:hAnsi="Times New Roman" w:eastAsia="Times New Roman" w:cs="Times New Roman"/>
+        </w:rPr>
+        <w:t>”——H</w:t>
+      </w:r>
+      <w:r>
+        <w:rPr>
+          <w:rFonts w:hint="eastAsia" w:ascii="Times New Roman" w:hAnsi="Times New Roman" w:eastAsia="Times New Roman" w:cs="Times New Roman"/>
+          <w:vertAlign w:val="subscript"/>
+        </w:rPr>
+        <w:t>2</w:t>
+      </w:r>
+      <w:r>
+        <w:rPr>
+          <w:rFonts w:ascii="Times New Roman" w:hAnsi="Times New Roman" w:eastAsia="Times New Roman" w:cs="Times New Roman"/>
+        </w:rPr>
+        <w:t xml:space="preserve"> + O</w:t>
+      </w:r>
+      <w:r>
+        <w:rPr>
+          <w:rFonts w:ascii="Times New Roman" w:hAnsi="Times New Roman" w:eastAsia="Times New Roman" w:cs="Times New Roman"/>
+          <w:vertAlign w:val="subscript"/>
+        </w:rPr>
+        <w:t>2</w:t>
+      </w:r>
+      <w:r>
+        <w:rPr>
+          <w:rFonts w:ascii="Times New Roman" w:hAnsi="Times New Roman" w:eastAsia="Times New Roman" w:cs="Times New Roman"/>
+        </w:rPr>
+        <w:t xml:space="preserve"> </w:t>
+      </w:r>
+      <w:r>
+        <w:rPr>
+          <w:rFonts w:hint="eastAsia" w:ascii="Times New Roman" w:hAnsi="Times New Roman" w:eastAsia="FangSong" w:cs="Times New Roman"/>
+        </w:rPr>
+        <w:t xml:space="preserve">的</w:t>
+      </w:r>
+      <w:r>
+        <w:rPr>
+          <w:rFonts w:ascii="Times New Roman" w:hAnsi="Times New Roman" w:eastAsia="Times New Roman" w:cs="Times New Roman"/>
+        </w:rPr>
+        <w:t xml:space="preserve"> </w:t>
+      </w:r>
+      <m:oMath>
+        <m:r>
+          <m:rPr>
+            <m:sty m:val="p"/>
+          </m:rPr>
+          <m:t>Δ</m:t>
+        </m:r>
+        <m:r>
+          <m:t>G</m:t>
+        </m:r>
+      </m:oMath>
+      <w:r>
+        <w:rPr>
+          <w:rFonts w:ascii="Times New Roman" w:hAnsi="Times New Roman" w:eastAsia="Times New Roman" w:cs="Times New Roman"/>
+        </w:rPr>
+        <w:t xml:space="preserve"> </w:t>
+      </w:r>
+      <w:r>
+        <w:rPr>
+          <w:rFonts w:hint="eastAsia" w:ascii="Times New Roman" w:hAnsi="Times New Roman" w:eastAsia="FangSong" w:cs="Times New Roman"/>
+        </w:rPr>
+        <w:t>很负却极慢</w:t>
+      </w:r>
+      <w:r>
+        <w:rPr>
+          <w:rFonts w:hint="eastAsia" w:ascii="Times New Roman" w:hAnsi="Times New Roman" w:eastAsia="Times New Roman" w:cs="Times New Roman"/>
+        </w:rPr>
+        <w:t>，</w:t>
+      </w:r>
+      <w:r>
+        <w:rPr>
+          <w:rFonts w:hint="eastAsia" w:ascii="Times New Roman" w:hAnsi="Times New Roman" w:eastAsia="FangSong" w:cs="Times New Roman"/>
+        </w:rPr>
+        <w:t>正是动力学受限的典型</w:t>
+      </w:r>
+      <w:r>
+        <w:rPr>
+          <w:rFonts w:hint="eastAsia" w:ascii="Times New Roman" w:hAnsi="Times New Roman" w:eastAsia="Times New Roman" w:cs="Times New Roman"/>
+        </w:rPr>
+        <w:t>。</w:t>
+      </w:r>
+    </w:p>
+    <w:p>
+      <w:pPr>
+        <w:pStyle w:val="BodyText"/>
+      </w:pPr>
+      <w:r>
+        <w:rPr>
+          <w:rFonts w:hint="eastAsia" w:ascii="Times New Roman" w:hAnsi="Times New Roman" w:eastAsia="FangSong" w:cs="Times New Roman"/>
+        </w:rPr>
+        <w:t>由此可以理解</w:t>
+      </w:r>
+      <w:r>
+        <w:rPr>
+          <w:rFonts w:hint="eastAsia" w:ascii="Times New Roman" w:hAnsi="Times New Roman" w:eastAsia="Times New Roman" w:cs="Times New Roman"/>
+        </w:rPr>
+        <w:t>：</w:t>
       </w:r>
     </w:p>
     <w:p>
@@ -15182,301 +15730,8 @@
       <w:r>
         <w:rPr>
           <w:rFonts w:hint="eastAsia" w:ascii="Times New Roman" w:hAnsi="Times New Roman" w:eastAsia="FangSong" w:cs="Times New Roman"/>
-          <w:b/>
-          <w:bCs/>
-        </w:rPr>
-        <w:t xml:space="preserve">取向合适</w:t>
-      </w:r>
-      <w:r>
-        <w:rPr>
-          <w:rFonts w:hint="eastAsia" w:ascii="Times New Roman" w:hAnsi="Times New Roman" w:eastAsia="Times New Roman" w:cs="Times New Roman"/>
-        </w:rPr>
-        <w:t>：</w:t>
-      </w:r>
-      <w:r>
-        <w:rPr>
-          <w:rFonts w:hint="eastAsia" w:ascii="Times New Roman" w:hAnsi="Times New Roman" w:eastAsia="FangSong" w:cs="Times New Roman"/>
-        </w:rPr>
-        <w:t>即使能量够</w:t>
-      </w:r>
-      <w:r>
-        <w:rPr>
-          <w:rFonts w:hint="eastAsia" w:ascii="Times New Roman" w:hAnsi="Times New Roman" w:eastAsia="Times New Roman" w:cs="Times New Roman"/>
-        </w:rPr>
-        <w:t>，</w:t>
-      </w:r>
-      <w:r>
-        <w:rPr>
-          <w:rFonts w:hint="eastAsia" w:ascii="Times New Roman" w:hAnsi="Times New Roman" w:eastAsia="FangSong" w:cs="Times New Roman"/>
-        </w:rPr>
-        <w:t>不合适的取向也可能无效</w:t>
-      </w:r>
-    </w:p>
-    <w:p>
-      <w:pPr>
-        <w:pStyle w:val="FirstParagraph"/>
-      </w:pPr>
-      <w:r>
-        <w:rPr>
-          <w:rFonts w:hint="eastAsia" w:ascii="Times New Roman" w:hAnsi="Times New Roman" w:eastAsia="FangSong" w:cs="Times New Roman"/>
-        </w:rPr>
-        <w:t>所以有效碰撞数远少于总碰撞数</w:t>
-      </w:r>
-      <w:r>
-        <w:rPr>
-          <w:rFonts w:hint="eastAsia" w:ascii="Times New Roman" w:hAnsi="Times New Roman" w:eastAsia="Times New Roman" w:cs="Times New Roman"/>
-        </w:rPr>
-        <w:t>。</w:t>
-      </w:r>
-    </w:p>
-    <w:p>
-      <w:pPr>
-        <w:pStyle w:val="MethodologyBlock"/>
-      </w:pPr>
-      <w:r>
-        <w:rPr>
-          <w:rFonts w:hint="eastAsia" w:ascii="Times New Roman" w:hAnsi="Times New Roman" w:eastAsia="FangSong" w:cs="Times New Roman"/>
-        </w:rPr>
-        <w:t>竞赛视角</w:t>
-      </w:r>
-      <w:r>
-        <w:rPr>
-          <w:rFonts w:hint="eastAsia" w:ascii="Times New Roman" w:hAnsi="Times New Roman" w:eastAsia="Times New Roman" w:cs="Times New Roman"/>
-        </w:rPr>
-        <w:t>：</w:t>
-      </w:r>
-      <w:r>
-        <w:rPr>
-          <w:rFonts w:hint="eastAsia" w:ascii="Times New Roman" w:hAnsi="Times New Roman" w:eastAsia="FangSong" w:cs="Times New Roman"/>
-        </w:rPr>
-        <w:t>碰撞理论的完整逻辑链</w:t>
-      </w:r>
-      <w:r>
-        <w:rPr>
-          <w:rFonts w:ascii="Times New Roman" w:hAnsi="Times New Roman" w:eastAsia="Times New Roman" w:cs="Times New Roman"/>
-        </w:rPr>
-        <w:t xml:space="preserve"> </w:t>
-      </w:r>
-      <w:r>
-        <w:rPr>
-          <w:rFonts w:hint="eastAsia" w:ascii="Times New Roman" w:hAnsi="Times New Roman" w:eastAsia="FangSong" w:cs="Times New Roman"/>
-        </w:rPr>
-        <w:t>碰撞理论的完整逻辑链是</w:t>
-      </w:r>
-      <w:r>
-        <w:rPr>
-          <w:rFonts w:hint="eastAsia" w:ascii="Times New Roman" w:hAnsi="Times New Roman" w:eastAsia="Times New Roman" w:cs="Times New Roman"/>
-        </w:rPr>
-        <w:t>：</w:t>
-      </w:r>
-      <w:r>
-        <w:rPr>
-          <w:rFonts w:hint="eastAsia" w:ascii="Times New Roman" w:hAnsi="Times New Roman" w:eastAsia="FangSong" w:cs="Times New Roman"/>
-        </w:rPr>
-        <w:t>从</w:t>
-      </w:r>
-      <w:r>
-        <w:rPr>
-          <w:rFonts w:ascii="Times New Roman" w:hAnsi="Times New Roman" w:eastAsia="Times New Roman" w:cs="Times New Roman"/>
-        </w:rPr>
-        <w:t xml:space="preserve"> HI </w:t>
-      </w:r>
-      <w:r>
-        <w:rPr>
-          <w:rFonts w:hint="eastAsia" w:ascii="Times New Roman" w:hAnsi="Times New Roman" w:eastAsia="FangSong" w:cs="Times New Roman"/>
-        </w:rPr>
-        <w:t xml:space="preserve">分解的碰撞频率计算</w:t>
-      </w:r>
-      <w:r>
-        <w:rPr>
-          <w:rFonts w:ascii="Times New Roman" w:hAnsi="Times New Roman" w:eastAsia="Times New Roman" w:cs="Times New Roman"/>
-        </w:rPr>
-        <w:t xml:space="preserve"> → </w:t>
-      </w:r>
-      <w:r>
-        <w:rPr>
-          <w:rFonts w:hint="eastAsia" w:ascii="Times New Roman" w:hAnsi="Times New Roman" w:eastAsia="FangSong" w:cs="Times New Roman"/>
-        </w:rPr>
-        <w:t xml:space="preserve">有效碰撞概念</w:t>
-      </w:r>
-      <w:r>
-        <w:rPr>
-          <w:rFonts w:ascii="Times New Roman" w:hAnsi="Times New Roman" w:eastAsia="Times New Roman" w:cs="Times New Roman"/>
-        </w:rPr>
-        <w:t xml:space="preserve"> → </w:t>
-      </w:r>
-      <w:r>
-        <w:rPr>
-          <w:rFonts w:hint="eastAsia" w:ascii="Times New Roman" w:hAnsi="Times New Roman" w:eastAsia="FangSong" w:cs="Times New Roman"/>
-        </w:rPr>
-        <w:t xml:space="preserve">取向因子</w:t>
-      </w:r>
-      <w:r>
-        <w:rPr>
-          <w:rFonts w:ascii="Times New Roman" w:hAnsi="Times New Roman" w:eastAsia="Times New Roman" w:cs="Times New Roman"/>
-        </w:rPr>
-        <w:t xml:space="preserve"> </w:t>
-      </w:r>
-      <m:oMath>
-        <m:r>
-          <m:t>p</m:t>
-        </m:r>
-      </m:oMath>
-      <w:r>
-        <w:rPr>
-          <w:rFonts w:ascii="Times New Roman" w:hAnsi="Times New Roman" w:eastAsia="Times New Roman" w:cs="Times New Roman"/>
-        </w:rPr>
-        <w:t xml:space="preserve"> </w:t>
-      </w:r>
-      <w:r>
-        <w:rPr>
-          <w:rFonts w:ascii="Times New Roman" w:hAnsi="Times New Roman" w:eastAsia="Times New Roman" w:cs="Times New Roman"/>
-        </w:rPr>
-        <w:t xml:space="preserve">→ Arrhenius </w:t>
-      </w:r>
-      <w:r>
-        <w:rPr>
-          <w:rFonts w:hint="eastAsia" w:ascii="Times New Roman" w:hAnsi="Times New Roman" w:eastAsia="FangSong" w:cs="Times New Roman"/>
-        </w:rPr>
-        <w:t>方程推导</w:t>
-      </w:r>
-      <w:r>
-        <w:rPr>
-          <w:rFonts w:hint="eastAsia" w:ascii="Times New Roman" w:hAnsi="Times New Roman" w:eastAsia="Times New Roman" w:cs="Times New Roman"/>
-        </w:rPr>
-        <w:t>。</w:t>
-      </w:r>
-      <w:r>
-        <w:rPr>
-          <w:rFonts w:hint="eastAsia" w:ascii="Times New Roman" w:hAnsi="Times New Roman" w:eastAsia="FangSong" w:cs="Times New Roman"/>
-        </w:rPr>
-        <w:t>经典对比是</w:t>
-      </w:r>
-      <w:r>
-        <w:rPr>
-          <w:rFonts w:hint="eastAsia" w:ascii="Times New Roman" w:hAnsi="Times New Roman" w:eastAsia="Times New Roman" w:cs="Times New Roman"/>
-        </w:rPr>
-        <w:t>“</w:t>
-      </w:r>
-      <w:r>
-        <w:rPr>
-          <w:rFonts w:hint="eastAsia" w:ascii="Times New Roman" w:hAnsi="Times New Roman" w:eastAsia="FangSong" w:cs="Times New Roman"/>
-        </w:rPr>
-        <w:t>热力学决定可能性</w:t>
-      </w:r>
-      <w:r>
-        <w:rPr>
-          <w:rFonts w:hint="eastAsia" w:ascii="Times New Roman" w:hAnsi="Times New Roman" w:eastAsia="Times New Roman" w:cs="Times New Roman"/>
-        </w:rPr>
-        <w:t>，</w:t>
-      </w:r>
-      <w:r>
-        <w:rPr>
-          <w:rFonts w:hint="eastAsia" w:ascii="Times New Roman" w:hAnsi="Times New Roman" w:eastAsia="FangSong" w:cs="Times New Roman"/>
-        </w:rPr>
-        <w:t>动力学决定现实性</w:t>
-      </w:r>
-      <w:r>
-        <w:rPr>
-          <w:rFonts w:hint="eastAsia" w:ascii="Times New Roman" w:hAnsi="Times New Roman" w:eastAsia="Times New Roman" w:cs="Times New Roman"/>
-        </w:rPr>
-        <w:t>”——H</w:t>
-      </w:r>
-      <w:r>
-        <w:rPr>
-          <w:rFonts w:hint="eastAsia" w:ascii="Times New Roman" w:hAnsi="Times New Roman" w:eastAsia="Times New Roman" w:cs="Times New Roman"/>
-          <w:vertAlign w:val="subscript"/>
-        </w:rPr>
-        <w:t>2</w:t>
-      </w:r>
-      <w:r>
-        <w:rPr>
-          <w:rFonts w:ascii="Times New Roman" w:hAnsi="Times New Roman" w:eastAsia="Times New Roman" w:cs="Times New Roman"/>
-        </w:rPr>
-        <w:t xml:space="preserve"> + O</w:t>
-      </w:r>
-      <w:r>
-        <w:rPr>
-          <w:rFonts w:ascii="Times New Roman" w:hAnsi="Times New Roman" w:eastAsia="Times New Roman" w:cs="Times New Roman"/>
-          <w:vertAlign w:val="subscript"/>
-        </w:rPr>
-        <w:t>2</w:t>
-      </w:r>
-      <w:r>
-        <w:rPr>
-          <w:rFonts w:ascii="Times New Roman" w:hAnsi="Times New Roman" w:eastAsia="Times New Roman" w:cs="Times New Roman"/>
-        </w:rPr>
-        <w:t xml:space="preserve"> </w:t>
-      </w:r>
-      <w:r>
-        <w:rPr>
-          <w:rFonts w:hint="eastAsia" w:ascii="Times New Roman" w:hAnsi="Times New Roman" w:eastAsia="FangSong" w:cs="Times New Roman"/>
-        </w:rPr>
-        <w:t xml:space="preserve">的</w:t>
-      </w:r>
-      <w:r>
-        <w:rPr>
-          <w:rFonts w:ascii="Times New Roman" w:hAnsi="Times New Roman" w:eastAsia="Times New Roman" w:cs="Times New Roman"/>
-        </w:rPr>
-        <w:t xml:space="preserve"> </w:t>
-      </w:r>
-      <m:oMath>
-        <m:r>
-          <m:rPr>
-            <m:sty m:val="p"/>
-          </m:rPr>
-          <m:t>Δ</m:t>
-        </m:r>
-        <m:r>
-          <m:t>G</m:t>
-        </m:r>
-      </m:oMath>
-      <w:r>
-        <w:rPr>
-          <w:rFonts w:ascii="Times New Roman" w:hAnsi="Times New Roman" w:eastAsia="Times New Roman" w:cs="Times New Roman"/>
-        </w:rPr>
-        <w:t xml:space="preserve"> </w:t>
-      </w:r>
-      <w:r>
-        <w:rPr>
-          <w:rFonts w:hint="eastAsia" w:ascii="Times New Roman" w:hAnsi="Times New Roman" w:eastAsia="FangSong" w:cs="Times New Roman"/>
-        </w:rPr>
-        <w:t>很负却极慢</w:t>
-      </w:r>
-      <w:r>
-        <w:rPr>
-          <w:rFonts w:hint="eastAsia" w:ascii="Times New Roman" w:hAnsi="Times New Roman" w:eastAsia="Times New Roman" w:cs="Times New Roman"/>
-        </w:rPr>
-        <w:t>，</w:t>
-      </w:r>
-      <w:r>
-        <w:rPr>
-          <w:rFonts w:hint="eastAsia" w:ascii="Times New Roman" w:hAnsi="Times New Roman" w:eastAsia="FangSong" w:cs="Times New Roman"/>
-        </w:rPr>
-        <w:t>正是动力学受限的典型</w:t>
-      </w:r>
-      <w:r>
-        <w:rPr>
-          <w:rFonts w:hint="eastAsia" w:ascii="Times New Roman" w:hAnsi="Times New Roman" w:eastAsia="Times New Roman" w:cs="Times New Roman"/>
-        </w:rPr>
-        <w:t>。</w:t>
-      </w:r>
-    </w:p>
-    <w:p>
-      <w:pPr>
-        <w:pStyle w:val="BodyText"/>
-      </w:pPr>
-      <w:r>
-        <w:rPr>
-          <w:rFonts w:hint="eastAsia" w:ascii="Times New Roman" w:hAnsi="Times New Roman" w:eastAsia="FangSong" w:cs="Times New Roman"/>
-        </w:rPr>
-        <w:t>由此可以理解</w:t>
-      </w:r>
-      <w:r>
-        <w:rPr>
-          <w:rFonts w:hint="eastAsia" w:ascii="Times New Roman" w:hAnsi="Times New Roman" w:eastAsia="Times New Roman" w:cs="Times New Roman"/>
-        </w:rPr>
-        <w:t>：</w:t>
+        </w:rPr>
+        <w:t xml:space="preserve">升温会显著增加高能分子比例</w:t>
       </w:r>
     </w:p>
     <w:p>
@@ -15484,14 +15739,14 @@
         <w:pStyle w:val="Compact"/>
         <w:numPr>
           <w:ilvl w:val="0"/>
-          <w:numId w:val="1017"/>
+          <w:numId w:val="1016"/>
         </w:numPr>
       </w:pPr>
       <w:r>
         <w:rPr>
           <w:rFonts w:hint="eastAsia" w:ascii="Times New Roman" w:hAnsi="Times New Roman" w:eastAsia="FangSong" w:cs="Times New Roman"/>
         </w:rPr>
-        <w:t xml:space="preserve">升温会显著增加高能分子比例</w:t>
+        <w:t xml:space="preserve">催化剂通过改变路径降低活化能</w:t>
       </w:r>
     </w:p>
     <w:p>
@@ -15499,22 +15754,7 @@
         <w:pStyle w:val="Compact"/>
         <w:numPr>
           <w:ilvl w:val="0"/>
-          <w:numId w:val="1017"/>
-        </w:numPr>
-      </w:pPr>
-      <w:r>
-        <w:rPr>
-          <w:rFonts w:hint="eastAsia" w:ascii="Times New Roman" w:hAnsi="Times New Roman" w:eastAsia="FangSong" w:cs="Times New Roman"/>
-        </w:rPr>
-        <w:t xml:space="preserve">催化剂通过改变路径降低活化能</w:t>
-      </w:r>
-    </w:p>
-    <w:p>
-      <w:pPr>
-        <w:pStyle w:val="Compact"/>
-        <w:numPr>
-          <w:ilvl w:val="0"/>
-          <w:numId w:val="1017"/>
+          <w:numId w:val="1016"/>
         </w:numPr>
       </w:pPr>
       <w:r>
@@ -18215,7 +18455,7 @@
         <w:pStyle w:val="Compact"/>
         <w:numPr>
           <w:ilvl w:val="0"/>
-          <w:numId w:val="1018"/>
+          <w:numId w:val="1017"/>
         </w:numPr>
       </w:pPr>
       <w:r>
@@ -18232,7 +18472,7 @@
         <w:pStyle w:val="Compact"/>
         <w:numPr>
           <w:ilvl w:val="0"/>
-          <w:numId w:val="1018"/>
+          <w:numId w:val="1017"/>
         </w:numPr>
       </w:pPr>
       <w:r>
@@ -18265,7 +18505,7 @@
         <w:pStyle w:val="Compact"/>
         <w:numPr>
           <w:ilvl w:val="0"/>
-          <w:numId w:val="1018"/>
+          <w:numId w:val="1017"/>
         </w:numPr>
         <w:spacing w:after="80"/>
       </w:pPr>
@@ -20303,7 +20543,7 @@
         <w:pStyle w:val="Compact"/>
         <w:numPr>
           <w:ilvl w:val="0"/>
-          <w:numId w:val="1019"/>
+          <w:numId w:val="1018"/>
         </w:numPr>
       </w:pPr>
       <w:r>
@@ -20330,7 +20570,7 @@
         <w:pStyle w:val="Compact"/>
         <w:numPr>
           <w:ilvl w:val="0"/>
-          <w:numId w:val="1019"/>
+          <w:numId w:val="1018"/>
         </w:numPr>
       </w:pPr>
       <w:r>
@@ -20357,7 +20597,7 @@
         <w:pStyle w:val="Compact"/>
         <w:numPr>
           <w:ilvl w:val="0"/>
-          <w:numId w:val="1019"/>
+          <w:numId w:val="1018"/>
         </w:numPr>
       </w:pPr>
       <w:r>
@@ -21010,7 +21250,7 @@
         <w:pStyle w:val="Compact"/>
         <w:numPr>
           <w:ilvl w:val="0"/>
-          <w:numId w:val="1020"/>
+          <w:numId w:val="1019"/>
         </w:numPr>
       </w:pPr>
       <w:r>
@@ -21025,7 +21265,7 @@
         <w:pStyle w:val="Compact"/>
         <w:numPr>
           <w:ilvl w:val="0"/>
-          <w:numId w:val="1020"/>
+          <w:numId w:val="1019"/>
         </w:numPr>
       </w:pPr>
       <w:r>
@@ -21040,7 +21280,7 @@
         <w:pStyle w:val="Compact"/>
         <w:numPr>
           <w:ilvl w:val="0"/>
-          <w:numId w:val="1020"/>
+          <w:numId w:val="1019"/>
         </w:numPr>
       </w:pPr>
       <w:r>
@@ -22007,7 +22247,7 @@
         <w:pStyle w:val="Compact"/>
         <w:numPr>
           <w:ilvl w:val="0"/>
-          <w:numId w:val="1021"/>
+          <w:numId w:val="1020"/>
         </w:numPr>
       </w:pPr>
       <w:r>
@@ -22090,7 +22330,7 @@
         <w:pStyle w:val="Compact"/>
         <w:numPr>
           <w:ilvl w:val="0"/>
-          <w:numId w:val="1021"/>
+          <w:numId w:val="1020"/>
         </w:numPr>
       </w:pPr>
       <w:r>
@@ -22211,7 +22451,7 @@
         <w:pStyle w:val="Compact"/>
         <w:numPr>
           <w:ilvl w:val="0"/>
-          <w:numId w:val="1021"/>
+          <w:numId w:val="1020"/>
         </w:numPr>
       </w:pPr>
       <w:r>
@@ -23163,7 +23403,7 @@
         <w:pStyle w:val="Compact"/>
         <w:numPr>
           <w:ilvl w:val="0"/>
-          <w:numId w:val="1022"/>
+          <w:numId w:val="1021"/>
         </w:numPr>
       </w:pPr>
       <w:r>
@@ -23254,7 +23494,7 @@
         <w:pStyle w:val="Compact"/>
         <w:numPr>
           <w:ilvl w:val="0"/>
-          <w:numId w:val="1022"/>
+          <w:numId w:val="1021"/>
         </w:numPr>
       </w:pPr>
       <w:r>
@@ -23660,7 +23900,7 @@
         <w:pStyle w:val="Compact"/>
         <w:numPr>
           <w:ilvl w:val="0"/>
-          <w:numId w:val="1023"/>
+          <w:numId w:val="1022"/>
         </w:numPr>
       </w:pPr>
       <w:r>
@@ -23675,7 +23915,7 @@
         <w:pStyle w:val="Compact"/>
         <w:numPr>
           <w:ilvl w:val="0"/>
-          <w:numId w:val="1023"/>
+          <w:numId w:val="1022"/>
         </w:numPr>
       </w:pPr>
       <w:r>
@@ -25815,7 +26055,7 @@
         <w:pStyle w:val="Compact"/>
         <w:numPr>
           <w:ilvl w:val="0"/>
-          <w:numId w:val="1024"/>
+          <w:numId w:val="1023"/>
         </w:numPr>
       </w:pPr>
       <w:r>
@@ -25853,6 +26093,112 @@
           <w:rFonts w:hint="eastAsia" w:ascii="Times New Roman" w:hAnsi="Times New Roman" w:eastAsia="Times New Roman" w:cs="Times New Roman"/>
         </w:rPr>
         <w:t>”</w:t>
+      </w:r>
+    </w:p>
+    <w:p>
+      <w:pPr>
+        <w:pStyle w:val="Compact"/>
+        <w:numPr>
+          <w:ilvl w:val="0"/>
+          <w:numId w:val="1023"/>
+        </w:numPr>
+      </w:pPr>
+      <w:r>
+        <w:rPr>
+          <w:rFonts w:hint="eastAsia" w:ascii="Times New Roman" w:hAnsi="Times New Roman" w:eastAsia="FangSong" w:cs="Times New Roman"/>
+        </w:rPr>
+        <w:t>稳态近似更一般</w:t>
+      </w:r>
+      <w:r>
+        <w:rPr>
+          <w:rFonts w:hint="eastAsia" w:ascii="Times New Roman" w:hAnsi="Times New Roman" w:eastAsia="Times New Roman" w:cs="Times New Roman"/>
+        </w:rPr>
+        <w:t>，</w:t>
+      </w:r>
+      <w:r>
+        <w:rPr>
+          <w:rFonts w:hint="eastAsia" w:ascii="Times New Roman" w:hAnsi="Times New Roman" w:eastAsia="FangSong" w:cs="Times New Roman"/>
+        </w:rPr>
+        <w:t>只要求</w:t>
+      </w:r>
+      <w:r>
+        <w:rPr>
+          <w:rFonts w:hint="eastAsia" w:ascii="Times New Roman" w:hAnsi="Times New Roman" w:eastAsia="Times New Roman" w:cs="Times New Roman"/>
+        </w:rPr>
+        <w:t>“</w:t>
+      </w:r>
+      <w:r>
+        <w:rPr>
+          <w:rFonts w:hint="eastAsia" w:ascii="Times New Roman" w:hAnsi="Times New Roman" w:eastAsia="FangSong" w:cs="Times New Roman"/>
+        </w:rPr>
+        <w:t>中间体浓度近似不变</w:t>
+      </w:r>
+      <w:r>
+        <w:rPr>
+          <w:rFonts w:hint="eastAsia" w:ascii="Times New Roman" w:hAnsi="Times New Roman" w:eastAsia="Times New Roman" w:cs="Times New Roman"/>
+        </w:rPr>
+        <w:t>”</w:t>
+      </w:r>
+    </w:p>
+    <w:bookmarkEnd w:id="70"/>
+    <w:bookmarkStart w:id="71" w:name="链反应的最基本图景"/>
+    <w:p>
+      <w:pPr>
+        <w:pStyle w:val="Heading3"/>
+        <w:spacing w:before="280" w:after="120"/>
+      </w:pPr>
+      <w:r>
+        <w:rPr>
+          <w:rFonts w:ascii="Times New Roman" w:hAnsi="Times New Roman" w:eastAsia="Times New Roman" w:cs="Times New Roman"/>
+        </w:rPr>
+        <w:t xml:space="preserve">6.6 </w:t>
+      </w:r>
+      <w:r>
+        <w:rPr>
+          <w:rFonts w:hint="eastAsia" w:ascii="Times New Roman" w:hAnsi="Times New Roman" w:eastAsia="SimHei" w:cs="Times New Roman"/>
+        </w:rPr>
+        <w:t xml:space="preserve">链反应的最基本图景</w:t>
+      </w:r>
+    </w:p>
+    <w:p>
+      <w:pPr>
+        <w:pStyle w:val="FirstParagraph"/>
+      </w:pPr>
+      <w:r>
+        <w:rPr>
+          <w:rFonts w:hint="eastAsia" w:ascii="Times New Roman" w:hAnsi="Times New Roman" w:eastAsia="FangSong" w:cs="Times New Roman"/>
+        </w:rPr>
+        <w:t>很多气相卤化</w:t>
+      </w:r>
+      <w:r>
+        <w:rPr>
+          <w:rFonts w:hint="eastAsia" w:ascii="Times New Roman" w:hAnsi="Times New Roman" w:eastAsia="Times New Roman" w:cs="Times New Roman"/>
+        </w:rPr>
+        <w:t>、</w:t>
+      </w:r>
+      <w:r>
+        <w:rPr>
+          <w:rFonts w:hint="eastAsia" w:ascii="Times New Roman" w:hAnsi="Times New Roman" w:eastAsia="FangSong" w:cs="Times New Roman"/>
+        </w:rPr>
+        <w:t>燃烧反应都属于链反应</w:t>
+      </w:r>
+      <w:r>
+        <w:rPr>
+          <w:rFonts w:hint="eastAsia" w:ascii="Times New Roman" w:hAnsi="Times New Roman" w:eastAsia="Times New Roman" w:cs="Times New Roman"/>
+        </w:rPr>
+        <w:t>，</w:t>
+      </w:r>
+      <w:r>
+        <w:rPr>
+          <w:rFonts w:hint="eastAsia" w:ascii="Times New Roman" w:hAnsi="Times New Roman" w:eastAsia="FangSong" w:cs="Times New Roman"/>
+        </w:rPr>
+        <w:t>可分为三类步骤</w:t>
+      </w:r>
+      <w:r>
+        <w:rPr>
+          <w:rFonts w:hint="eastAsia" w:ascii="Times New Roman" w:hAnsi="Times New Roman" w:eastAsia="Times New Roman" w:cs="Times New Roman"/>
+        </w:rPr>
+        <w:t>：</w:t>
       </w:r>
     </w:p>
     <w:p>
@@ -25866,99 +26212,22 @@
       <w:r>
         <w:rPr>
           <w:rFonts w:hint="eastAsia" w:ascii="Times New Roman" w:hAnsi="Times New Roman" w:eastAsia="FangSong" w:cs="Times New Roman"/>
-        </w:rPr>
-        <w:t>稳态近似更一般</w:t>
-      </w:r>
-      <w:r>
-        <w:rPr>
-          <w:rFonts w:hint="eastAsia" w:ascii="Times New Roman" w:hAnsi="Times New Roman" w:eastAsia="Times New Roman" w:cs="Times New Roman"/>
-        </w:rPr>
-        <w:t>，</w:t>
-      </w:r>
-      <w:r>
-        <w:rPr>
-          <w:rFonts w:hint="eastAsia" w:ascii="Times New Roman" w:hAnsi="Times New Roman" w:eastAsia="FangSong" w:cs="Times New Roman"/>
-        </w:rPr>
-        <w:t>只要求</w:t>
-      </w:r>
-      <w:r>
-        <w:rPr>
-          <w:rFonts w:hint="eastAsia" w:ascii="Times New Roman" w:hAnsi="Times New Roman" w:eastAsia="Times New Roman" w:cs="Times New Roman"/>
-        </w:rPr>
-        <w:t>“</w:t>
-      </w:r>
-      <w:r>
-        <w:rPr>
-          <w:rFonts w:hint="eastAsia" w:ascii="Times New Roman" w:hAnsi="Times New Roman" w:eastAsia="FangSong" w:cs="Times New Roman"/>
-        </w:rPr>
-        <w:t>中间体浓度近似不变</w:t>
-      </w:r>
-      <w:r>
-        <w:rPr>
-          <w:rFonts w:hint="eastAsia" w:ascii="Times New Roman" w:hAnsi="Times New Roman" w:eastAsia="Times New Roman" w:cs="Times New Roman"/>
-        </w:rPr>
-        <w:t>”</w:t>
-      </w:r>
-    </w:p>
-    <w:bookmarkEnd w:id="70"/>
-    <w:bookmarkStart w:id="71" w:name="链反应的最基本图景"/>
-    <w:p>
-      <w:pPr>
-        <w:pStyle w:val="Heading3"/>
-        <w:spacing w:before="280" w:after="120"/>
-      </w:pPr>
-      <w:r>
-        <w:rPr>
-          <w:rFonts w:ascii="Times New Roman" w:hAnsi="Times New Roman" w:eastAsia="Times New Roman" w:cs="Times New Roman"/>
-        </w:rPr>
-        <w:t xml:space="preserve">6.6 </w:t>
-      </w:r>
-      <w:r>
-        <w:rPr>
-          <w:rFonts w:hint="eastAsia" w:ascii="Times New Roman" w:hAnsi="Times New Roman" w:eastAsia="SimHei" w:cs="Times New Roman"/>
-        </w:rPr>
-        <w:t xml:space="preserve">链反应的最基本图景</w:t>
-      </w:r>
-    </w:p>
-    <w:p>
-      <w:pPr>
-        <w:pStyle w:val="FirstParagraph"/>
-      </w:pPr>
-      <w:r>
-        <w:rPr>
-          <w:rFonts w:hint="eastAsia" w:ascii="Times New Roman" w:hAnsi="Times New Roman" w:eastAsia="FangSong" w:cs="Times New Roman"/>
-        </w:rPr>
-        <w:t>很多气相卤化</w:t>
-      </w:r>
-      <w:r>
-        <w:rPr>
-          <w:rFonts w:hint="eastAsia" w:ascii="Times New Roman" w:hAnsi="Times New Roman" w:eastAsia="Times New Roman" w:cs="Times New Roman"/>
-        </w:rPr>
-        <w:t>、</w:t>
-      </w:r>
-      <w:r>
-        <w:rPr>
-          <w:rFonts w:hint="eastAsia" w:ascii="Times New Roman" w:hAnsi="Times New Roman" w:eastAsia="FangSong" w:cs="Times New Roman"/>
-        </w:rPr>
-        <w:t>燃烧反应都属于链反应</w:t>
-      </w:r>
-      <w:r>
-        <w:rPr>
-          <w:rFonts w:hint="eastAsia" w:ascii="Times New Roman" w:hAnsi="Times New Roman" w:eastAsia="Times New Roman" w:cs="Times New Roman"/>
-        </w:rPr>
-        <w:t>，</w:t>
-      </w:r>
-      <w:r>
-        <w:rPr>
-          <w:rFonts w:hint="eastAsia" w:ascii="Times New Roman" w:hAnsi="Times New Roman" w:eastAsia="FangSong" w:cs="Times New Roman"/>
-        </w:rPr>
-        <w:t>可分为三类步骤</w:t>
+          <w:b/>
+          <w:bCs/>
+        </w:rPr>
+        <w:t xml:space="preserve">链引发</w:t>
       </w:r>
       <w:r>
         <w:rPr>
           <w:rFonts w:hint="eastAsia" w:ascii="Times New Roman" w:hAnsi="Times New Roman" w:eastAsia="Times New Roman" w:cs="Times New Roman"/>
         </w:rPr>
         <w:t>：</w:t>
+      </w:r>
+      <w:r>
+        <w:rPr>
+          <w:rFonts w:hint="eastAsia" w:ascii="Times New Roman" w:hAnsi="Times New Roman" w:eastAsia="FangSong" w:cs="Times New Roman"/>
+        </w:rPr>
+        <w:t>产生自由基</w:t>
       </w:r>
     </w:p>
     <w:p>
@@ -25966,7 +26235,7 @@
         <w:pStyle w:val="Compact"/>
         <w:numPr>
           <w:ilvl w:val="0"/>
-          <w:numId w:val="1025"/>
+          <w:numId w:val="1024"/>
         </w:numPr>
       </w:pPr>
       <w:r>
@@ -25975,7 +26244,7 @@
           <w:b/>
           <w:bCs/>
         </w:rPr>
-        <w:t xml:space="preserve">链引发</w:t>
+        <w:t xml:space="preserve">链传递</w:t>
       </w:r>
       <w:r>
         <w:rPr>
@@ -25987,7 +26256,19 @@
         <w:rPr>
           <w:rFonts w:hint="eastAsia" w:ascii="Times New Roman" w:hAnsi="Times New Roman" w:eastAsia="FangSong" w:cs="Times New Roman"/>
         </w:rPr>
-        <w:t>产生自由基</w:t>
+        <w:t>自由基再生</w:t>
+      </w:r>
+      <w:r>
+        <w:rPr>
+          <w:rFonts w:hint="eastAsia" w:ascii="Times New Roman" w:hAnsi="Times New Roman" w:eastAsia="Times New Roman" w:cs="Times New Roman"/>
+        </w:rPr>
+        <w:t>，</w:t>
+      </w:r>
+      <w:r>
+        <w:rPr>
+          <w:rFonts w:hint="eastAsia" w:ascii="Times New Roman" w:hAnsi="Times New Roman" w:eastAsia="FangSong" w:cs="Times New Roman"/>
+        </w:rPr>
+        <w:t>自由基数目不减</w:t>
       </w:r>
     </w:p>
     <w:p>
@@ -25995,48 +26276,7 @@
         <w:pStyle w:val="Compact"/>
         <w:numPr>
           <w:ilvl w:val="0"/>
-          <w:numId w:val="1025"/>
-        </w:numPr>
-      </w:pPr>
-      <w:r>
-        <w:rPr>
-          <w:rFonts w:hint="eastAsia" w:ascii="Times New Roman" w:hAnsi="Times New Roman" w:eastAsia="FangSong" w:cs="Times New Roman"/>
-          <w:b/>
-          <w:bCs/>
-        </w:rPr>
-        <w:t xml:space="preserve">链传递</w:t>
-      </w:r>
-      <w:r>
-        <w:rPr>
-          <w:rFonts w:hint="eastAsia" w:ascii="Times New Roman" w:hAnsi="Times New Roman" w:eastAsia="Times New Roman" w:cs="Times New Roman"/>
-        </w:rPr>
-        <w:t>：</w:t>
-      </w:r>
-      <w:r>
-        <w:rPr>
-          <w:rFonts w:hint="eastAsia" w:ascii="Times New Roman" w:hAnsi="Times New Roman" w:eastAsia="FangSong" w:cs="Times New Roman"/>
-        </w:rPr>
-        <w:t>自由基再生</w:t>
-      </w:r>
-      <w:r>
-        <w:rPr>
-          <w:rFonts w:hint="eastAsia" w:ascii="Times New Roman" w:hAnsi="Times New Roman" w:eastAsia="Times New Roman" w:cs="Times New Roman"/>
-        </w:rPr>
-        <w:t>，</w:t>
-      </w:r>
-      <w:r>
-        <w:rPr>
-          <w:rFonts w:hint="eastAsia" w:ascii="Times New Roman" w:hAnsi="Times New Roman" w:eastAsia="FangSong" w:cs="Times New Roman"/>
-        </w:rPr>
-        <w:t>自由基数目不减</w:t>
-      </w:r>
-    </w:p>
-    <w:p>
-      <w:pPr>
-        <w:pStyle w:val="Compact"/>
-        <w:numPr>
-          <w:ilvl w:val="0"/>
-          <w:numId w:val="1025"/>
+          <w:numId w:val="1024"/>
         </w:numPr>
       </w:pPr>
       <w:r>
@@ -26553,7 +26793,7 @@
         <w:pStyle w:val="Compact"/>
         <w:numPr>
           <w:ilvl w:val="0"/>
-          <w:numId w:val="1026"/>
+          <w:numId w:val="1025"/>
         </w:numPr>
       </w:pPr>
       <w:r>
@@ -26608,7 +26848,7 @@
         <w:pStyle w:val="Compact"/>
         <w:numPr>
           <w:ilvl w:val="0"/>
-          <w:numId w:val="1026"/>
+          <w:numId w:val="1025"/>
         </w:numPr>
       </w:pPr>
       <w:r>
@@ -26671,7 +26911,7 @@
         <w:pStyle w:val="Compact"/>
         <w:numPr>
           <w:ilvl w:val="0"/>
-          <w:numId w:val="1026"/>
+          <w:numId w:val="1025"/>
         </w:numPr>
       </w:pPr>
       <w:r>
@@ -26704,7 +26944,7 @@
         <w:pStyle w:val="Compact"/>
         <w:numPr>
           <w:ilvl w:val="0"/>
-          <w:numId w:val="1026"/>
+          <w:numId w:val="1025"/>
         </w:numPr>
       </w:pPr>
       <w:r>
@@ -35760,6 +36000,91 @@
       </w:pPr>
     </w:lvl>
   </w:abstractNum>
+  <w:abstractNum w:abstractNumId="99411">
+    <w:nsid w:val="00A99411"/>
+    <w:multiLevelType w:val="multilevel"/>
+    <w:lvl w:ilvl="0">
+      <w:start w:val="1"/>
+      <w:numFmt w:val="decimal"/>
+      <w:lvlText w:val="%1."/>
+      <w:lvlJc w:val="left"/>
+      <w:pPr>
+        <w:ind w:left="720" w:hanging="360"/>
+      </w:pPr>
+    </w:lvl>
+    <w:lvl w:ilvl="1">
+      <w:start w:val="1"/>
+      <w:numFmt w:val="decimal"/>
+      <w:lvlText w:val="%2."/>
+      <w:lvlJc w:val="left"/>
+      <w:pPr>
+        <w:ind w:left="1440" w:hanging="360"/>
+      </w:pPr>
+    </w:lvl>
+    <w:lvl w:ilvl="2">
+      <w:start w:val="1"/>
+      <w:numFmt w:val="decimal"/>
+      <w:lvlText w:val="%3."/>
+      <w:lvlJc w:val="left"/>
+      <w:pPr>
+        <w:ind w:left="2160" w:hanging="360"/>
+      </w:pPr>
+    </w:lvl>
+    <w:lvl w:ilvl="3">
+      <w:start w:val="1"/>
+      <w:numFmt w:val="decimal"/>
+      <w:lvlText w:val="%4."/>
+      <w:lvlJc w:val="left"/>
+      <w:pPr>
+        <w:ind w:left="2880" w:hanging="360"/>
+      </w:pPr>
+    </w:lvl>
+    <w:lvl w:ilvl="4">
+      <w:start w:val="1"/>
+      <w:numFmt w:val="decimal"/>
+      <w:lvlText w:val="%5."/>
+      <w:lvlJc w:val="left"/>
+      <w:pPr>
+        <w:ind w:left="3600" w:hanging="360"/>
+      </w:pPr>
+    </w:lvl>
+    <w:lvl w:ilvl="5">
+      <w:start w:val="1"/>
+      <w:numFmt w:val="decimal"/>
+      <w:lvlText w:val="%6."/>
+      <w:lvlJc w:val="left"/>
+      <w:pPr>
+        <w:ind w:left="4320" w:hanging="360"/>
+      </w:pPr>
+    </w:lvl>
+    <w:lvl w:ilvl="6">
+      <w:start w:val="1"/>
+      <w:numFmt w:val="decimal"/>
+      <w:lvlText w:val="%7."/>
+      <w:lvlJc w:val="left"/>
+      <w:pPr>
+        <w:ind w:left="5040" w:hanging="360"/>
+      </w:pPr>
+    </w:lvl>
+    <w:lvl w:ilvl="7">
+      <w:start w:val="1"/>
+      <w:numFmt w:val="decimal"/>
+      <w:lvlText w:val="%8."/>
+      <w:lvlJc w:val="left"/>
+      <w:pPr>
+        <w:ind w:left="5760" w:hanging="360"/>
+      </w:pPr>
+    </w:lvl>
+    <w:lvl w:ilvl="8">
+      <w:start w:val="1"/>
+      <w:numFmt w:val="decimal"/>
+      <w:lvlText w:val="%9."/>
+      <w:lvlJc w:val="left"/>
+      <w:pPr>
+        <w:ind w:left="6480" w:hanging="360"/>
+      </w:pPr>
+    </w:lvl>
+  </w:abstractNum>
   <w:abstractNum w:abstractNumId="991">
     <w:nsid w:val="0000A991"/>
     <w:multiLevelType w:val="multilevel"/>
@@ -35863,96 +36188,38 @@
       </w:rPr>
     </w:lvl>
   </w:abstractNum>
-  <w:abstractNum w:abstractNumId="99411">
-    <w:nsid w:val="00A99411"/>
-    <w:multiLevelType w:val="multilevel"/>
-    <w:lvl w:ilvl="0">
-      <w:start w:val="1"/>
-      <w:numFmt w:val="decimal"/>
-      <w:lvlText w:val="%1."/>
-      <w:lvlJc w:val="left"/>
-      <w:pPr>
-        <w:ind w:left="720" w:hanging="360"/>
-      </w:pPr>
-    </w:lvl>
-    <w:lvl w:ilvl="1">
-      <w:start w:val="1"/>
-      <w:numFmt w:val="decimal"/>
-      <w:lvlText w:val="%2."/>
-      <w:lvlJc w:val="left"/>
-      <w:pPr>
-        <w:ind w:left="1440" w:hanging="360"/>
-      </w:pPr>
-    </w:lvl>
-    <w:lvl w:ilvl="2">
-      <w:start w:val="1"/>
-      <w:numFmt w:val="decimal"/>
-      <w:lvlText w:val="%3."/>
-      <w:lvlJc w:val="left"/>
-      <w:pPr>
-        <w:ind w:left="2160" w:hanging="360"/>
-      </w:pPr>
-    </w:lvl>
-    <w:lvl w:ilvl="3">
-      <w:start w:val="1"/>
-      <w:numFmt w:val="decimal"/>
-      <w:lvlText w:val="%4."/>
-      <w:lvlJc w:val="left"/>
-      <w:pPr>
-        <w:ind w:left="2880" w:hanging="360"/>
-      </w:pPr>
-    </w:lvl>
-    <w:lvl w:ilvl="4">
-      <w:start w:val="1"/>
-      <w:numFmt w:val="decimal"/>
-      <w:lvlText w:val="%5."/>
-      <w:lvlJc w:val="left"/>
-      <w:pPr>
-        <w:ind w:left="3600" w:hanging="360"/>
-      </w:pPr>
-    </w:lvl>
-    <w:lvl w:ilvl="5">
-      <w:start w:val="1"/>
-      <w:numFmt w:val="decimal"/>
-      <w:lvlText w:val="%6."/>
-      <w:lvlJc w:val="left"/>
-      <w:pPr>
-        <w:ind w:left="4320" w:hanging="360"/>
-      </w:pPr>
-    </w:lvl>
-    <w:lvl w:ilvl="6">
-      <w:start w:val="1"/>
-      <w:numFmt w:val="decimal"/>
-      <w:lvlText w:val="%7."/>
-      <w:lvlJc w:val="left"/>
-      <w:pPr>
-        <w:ind w:left="5040" w:hanging="360"/>
-      </w:pPr>
-    </w:lvl>
-    <w:lvl w:ilvl="7">
-      <w:start w:val="1"/>
-      <w:numFmt w:val="decimal"/>
-      <w:lvlText w:val="%8."/>
-      <w:lvlJc w:val="left"/>
-      <w:pPr>
-        <w:ind w:left="5760" w:hanging="360"/>
-      </w:pPr>
-    </w:lvl>
-    <w:lvl w:ilvl="8">
-      <w:start w:val="1"/>
-      <w:numFmt w:val="decimal"/>
-      <w:lvlText w:val="%9."/>
-      <w:lvlJc w:val="left"/>
-      <w:pPr>
-        <w:ind w:left="6480" w:hanging="360"/>
-      </w:pPr>
-    </w:lvl>
-  </w:abstractNum>
   <w:num w:numId="1000">
     <w:abstractNumId w:val="990"/>
   </w:num>
   <w:num w:numId="1001">
-    <w:abstractNumId w:val="991"/>
+    <w:abstractNumId w:val="99411"/>
+    <w:lvlOverride w:ilvl="0">
+      <w:startOverride w:val="1"/>
+    </w:lvlOverride>
+    <w:lvlOverride w:ilvl="1">
+      <w:startOverride w:val="1"/>
+    </w:lvlOverride>
+    <w:lvlOverride w:ilvl="2">
+      <w:startOverride w:val="1"/>
+    </w:lvlOverride>
+    <w:lvlOverride w:ilvl="3">
+      <w:startOverride w:val="1"/>
+    </w:lvlOverride>
+    <w:lvlOverride w:ilvl="4">
+      <w:startOverride w:val="1"/>
+    </w:lvlOverride>
+    <w:lvlOverride w:ilvl="5">
+      <w:startOverride w:val="1"/>
+    </w:lvlOverride>
+    <w:lvlOverride w:ilvl="6">
+      <w:startOverride w:val="1"/>
+    </w:lvlOverride>
+    <w:lvlOverride w:ilvl="7">
+      <w:startOverride w:val="1"/>
+    </w:lvlOverride>
+    <w:lvlOverride w:ilvl="8">
+      <w:startOverride w:val="1"/>
+    </w:lvlOverride>
   </w:num>
   <w:num w:numId="1002">
     <w:abstractNumId w:val="99411"/>
@@ -35985,6 +36252,9 @@
     </w:lvlOverride>
   </w:num>
   <w:num w:numId="1003">
+    <w:abstractNumId w:val="991"/>
+  </w:num>
+  <w:num w:numId="1004">
     <w:abstractNumId w:val="99411"/>
     <w:lvlOverride w:ilvl="0">
       <w:startOverride w:val="1"/>
@@ -36013,9 +36283,6 @@
     <w:lvlOverride w:ilvl="8">
       <w:startOverride w:val="1"/>
     </w:lvlOverride>
-  </w:num>
-  <w:num w:numId="1004">
-    <w:abstractNumId w:val="991"/>
   </w:num>
   <w:num w:numId="1005">
     <w:abstractNumId w:val="99411"/>
@@ -36048,6 +36315,9 @@
     </w:lvlOverride>
   </w:num>
   <w:num w:numId="1006">
+    <w:abstractNumId w:val="991"/>
+  </w:num>
+  <w:num w:numId="1007">
     <w:abstractNumId w:val="99411"/>
     <w:lvlOverride w:ilvl="0">
       <w:startOverride w:val="1"/>
@@ -36077,10 +36347,28 @@
       <w:startOverride w:val="1"/>
     </w:lvlOverride>
   </w:num>
-  <w:num w:numId="1007">
+  <w:num w:numId="1008">
     <w:abstractNumId w:val="991"/>
   </w:num>
-  <w:num w:numId="1008">
+  <w:num w:numId="1009">
+    <w:abstractNumId w:val="991"/>
+  </w:num>
+  <w:num w:numId="1010">
+    <w:abstractNumId w:val="991"/>
+  </w:num>
+  <w:num w:numId="1011">
+    <w:abstractNumId w:val="991"/>
+  </w:num>
+  <w:num w:numId="1012">
+    <w:abstractNumId w:val="991"/>
+  </w:num>
+  <w:num w:numId="1013">
+    <w:abstractNumId w:val="991"/>
+  </w:num>
+  <w:num w:numId="1014">
+    <w:abstractNumId w:val="991"/>
+  </w:num>
+  <w:num w:numId="1015">
     <w:abstractNumId w:val="99411"/>
     <w:lvlOverride w:ilvl="0">
       <w:startOverride w:val="1"/>
@@ -36110,28 +36398,10 @@
       <w:startOverride w:val="1"/>
     </w:lvlOverride>
   </w:num>
-  <w:num w:numId="1009">
+  <w:num w:numId="1016">
     <w:abstractNumId w:val="991"/>
   </w:num>
-  <w:num w:numId="1010">
-    <w:abstractNumId w:val="991"/>
-  </w:num>
-  <w:num w:numId="1011">
-    <w:abstractNumId w:val="991"/>
-  </w:num>
-  <w:num w:numId="1012">
-    <w:abstractNumId w:val="991"/>
-  </w:num>
-  <w:num w:numId="1013">
-    <w:abstractNumId w:val="991"/>
-  </w:num>
-  <w:num w:numId="1014">
-    <w:abstractNumId w:val="991"/>
-  </w:num>
-  <w:num w:numId="1015">
-    <w:abstractNumId w:val="991"/>
-  </w:num>
-  <w:num w:numId="1016">
+  <w:num w:numId="1017">
     <w:abstractNumId w:val="99411"/>
     <w:lvlOverride w:ilvl="0">
       <w:startOverride w:val="1"/>
@@ -36161,10 +36431,10 @@
       <w:startOverride w:val="1"/>
     </w:lvlOverride>
   </w:num>
-  <w:num w:numId="1017">
+  <w:num w:numId="1018">
     <w:abstractNumId w:val="991"/>
   </w:num>
-  <w:num w:numId="1018">
+  <w:num w:numId="1019">
     <w:abstractNumId w:val="99411"/>
     <w:lvlOverride w:ilvl="0">
       <w:startOverride w:val="1"/>
@@ -36193,9 +36463,6 @@
     <w:lvlOverride w:ilvl="8">
       <w:startOverride w:val="1"/>
     </w:lvlOverride>
-  </w:num>
-  <w:num w:numId="1019">
-    <w:abstractNumId w:val="991"/>
   </w:num>
   <w:num w:numId="1020">
     <w:abstractNumId w:val="99411"/>
@@ -36228,6 +36495,15 @@
     </w:lvlOverride>
   </w:num>
   <w:num w:numId="1021">
+    <w:abstractNumId w:val="991"/>
+  </w:num>
+  <w:num w:numId="1022">
+    <w:abstractNumId w:val="991"/>
+  </w:num>
+  <w:num w:numId="1023">
+    <w:abstractNumId w:val="991"/>
+  </w:num>
+  <w:num w:numId="1024">
     <w:abstractNumId w:val="99411"/>
     <w:lvlOverride w:ilvl="0">
       <w:startOverride w:val="1"/>
@@ -36257,46 +36533,7 @@
       <w:startOverride w:val="1"/>
     </w:lvlOverride>
   </w:num>
-  <w:num w:numId="1022">
-    <w:abstractNumId w:val="991"/>
-  </w:num>
-  <w:num w:numId="1023">
-    <w:abstractNumId w:val="991"/>
-  </w:num>
-  <w:num w:numId="1024">
-    <w:abstractNumId w:val="991"/>
-  </w:num>
   <w:num w:numId="1025">
-    <w:abstractNumId w:val="99411"/>
-    <w:lvlOverride w:ilvl="0">
-      <w:startOverride w:val="1"/>
-    </w:lvlOverride>
-    <w:lvlOverride w:ilvl="1">
-      <w:startOverride w:val="1"/>
-    </w:lvlOverride>
-    <w:lvlOverride w:ilvl="2">
-      <w:startOverride w:val="1"/>
-    </w:lvlOverride>
-    <w:lvlOverride w:ilvl="3">
-      <w:startOverride w:val="1"/>
-    </w:lvlOverride>
-    <w:lvlOverride w:ilvl="4">
-      <w:startOverride w:val="1"/>
-    </w:lvlOverride>
-    <w:lvlOverride w:ilvl="5">
-      <w:startOverride w:val="1"/>
-    </w:lvlOverride>
-    <w:lvlOverride w:ilvl="6">
-      <w:startOverride w:val="1"/>
-    </w:lvlOverride>
-    <w:lvlOverride w:ilvl="7">
-      <w:startOverride w:val="1"/>
-    </w:lvlOverride>
-    <w:lvlOverride w:ilvl="8">
-      <w:startOverride w:val="1"/>
-    </w:lvlOverride>
-  </w:num>
-  <w:num w:numId="1026">
     <w:abstractNumId w:val="99411"/>
     <w:lvlOverride w:ilvl="0">
       <w:startOverride w:val="1"/>

--- a/06-学生侧材料/讲义/3-物理化学/化学动力学-超级充实版（自学完整）.docx
+++ b/06-学生侧材料/讲义/3-物理化学/化学动力学-超级充实版（自学完整）.docx
@@ -2,7 +2,7 @@
 <file path=word/document.xml><?xml version="1.0" encoding="utf-8"?>
 <w:document xmlns:w="http://schemas.openxmlformats.org/wordprocessingml/2006/main" xmlns:m="http://schemas.openxmlformats.org/officeDocument/2006/math" xmlns:r="http://schemas.openxmlformats.org/officeDocument/2006/relationships" xmlns:o="urn:schemas-microsoft-com:office:office" xmlns:v="urn:schemas-microsoft-com:vml" xmlns:w10="urn:schemas-microsoft-com:office:word" xmlns:a="http://schemas.openxmlformats.org/drawingml/2006/main" xmlns:pic="http://schemas.openxmlformats.org/drawingml/2006/picture" xmlns:wp="http://schemas.openxmlformats.org/drawingml/2006/wordprocessingDrawing">
   <w:body>
-    <w:bookmarkStart w:id="87" w:name="化学动力学"/>
+    <w:bookmarkStart w:id="84" w:name="化学动力学"/>
     <w:p>
       <w:pPr>
         <w:pStyle w:val="Heading1"/>
@@ -22640,7 +22640,7 @@
     </w:p>
     <w:bookmarkEnd w:id="60"/>
     <w:bookmarkEnd w:id="61"/>
-    <w:bookmarkStart w:id="72" w:name="六复杂反应动力学的常见模型"/>
+    <w:bookmarkStart w:id="69" w:name="六复杂反应动力学的常见模型"/>
     <w:p>
       <w:pPr>
         <w:pStyle w:val="Heading2"/>
@@ -23722,7 +23722,7 @@
       </w:r>
     </w:p>
     <w:bookmarkEnd w:id="63"/>
-    <w:bookmarkStart w:id="67" w:name="连串反应中间体为什么会先升后降"/>
+    <w:bookmarkStart w:id="64" w:name="连串反应中间体为什么会先升后降"/>
     <w:p>
       <w:pPr>
         <w:pStyle w:val="Heading3"/>
@@ -24001,126 +24001,8 @@
         <w:t>。</w:t>
       </w:r>
     </w:p>
-    <w:p>
-      <w:pPr>
-        <w:pStyle w:val="BodyText"/>
-        <w:spacing w:before="160" w:after="80"/>
-        <w:jc w:val="center"/>
-      </w:pPr>
-      <w:r>
-        <w:rPr>
-          <w:rFonts w:ascii="Times New Roman" w:hAnsi="Times New Roman" w:eastAsia="Times New Roman" w:cs="Times New Roman"/>
-        </w:rPr>
-        <w:drawing>
-          <wp:inline>
-            <wp:extent cx="3240000" cy="2551389"/>
-            <wp:effectExtent b="0" l="0" r="0" t="0"/>
-            <wp:docPr descr="360" title="" id="65" name="Picture"/>
-            <a:graphic>
-              <a:graphicData uri="http://schemas.openxmlformats.org/drawingml/2006/picture">
-                <pic:pic>
-                  <pic:nvPicPr>
-                    <pic:cNvPr descr="314ce09cda2d40ce0f9f63420b193062a650368aef4f66a9430357d9f6be8ef9.jpg" id="66" name="Picture"/>
-                    <pic:cNvPicPr>
-                      <a:picLocks noChangeArrowheads="1" noChangeAspect="1"/>
-                    </pic:cNvPicPr>
-                  </pic:nvPicPr>
-                  <pic:blipFill>
-                    <a:blip r:embed="rId64"/>
-                    <a:stretch>
-                      <a:fillRect/>
-                    </a:stretch>
-                  </pic:blipFill>
-                  <pic:spPr bwMode="auto">
-                    <a:xfrm>
-                      <a:off x="0" y="0"/>
-                      <a:ext cx="3240000" cy="2551389"/>
-                    </a:xfrm>
-                    <a:prstGeom prst="rect">
-                      <a:avLst/>
-                    </a:prstGeom>
-                    <a:noFill/>
-                    <a:ln w="9525">
-                      <a:noFill/>
-                      <a:headEnd/>
-                      <a:tailEnd/>
-                    </a:ln>
-                  </pic:spPr>
-                </pic:pic>
-              </a:graphicData>
-            </a:graphic>
-          </wp:inline>
-        </w:drawing>
-      </w:r>
-      <w:r>
-        <w:rPr>
-          <w:rFonts w:ascii="Times New Roman" w:hAnsi="Times New Roman" w:eastAsia="Times New Roman" w:cs="Times New Roman"/>
-        </w:rPr>
-        <w:t xml:space="preserve"> </w:t>
-      </w:r>
-      <w:r>
-        <w:rPr>
-          <w:rFonts w:ascii="Times New Roman" w:hAnsi="Times New Roman" w:eastAsia="Times New Roman" w:cs="Times New Roman"/>
-        </w:rPr>
-        <w:t xml:space="preserve">&gt; </w:t>
-      </w:r>
-      <w:r>
-        <w:rPr>
-          <w:rFonts w:hint="eastAsia" w:ascii="Times New Roman" w:hAnsi="Times New Roman" w:eastAsia="FangSong" w:cs="Times New Roman"/>
-        </w:rPr>
-        <w:t>图注</w:t>
-      </w:r>
-      <w:r>
-        <w:rPr>
-          <w:rFonts w:hint="eastAsia" w:ascii="Times New Roman" w:hAnsi="Times New Roman" w:eastAsia="Times New Roman" w:cs="Times New Roman"/>
-        </w:rPr>
-        <w:t>：</w:t>
-      </w:r>
-      <w:r>
-        <w:rPr>
-          <w:rFonts w:hint="eastAsia" w:ascii="Times New Roman" w:hAnsi="Times New Roman" w:eastAsia="FangSong" w:cs="Times New Roman"/>
-        </w:rPr>
-        <w:t>自催化反应的速率曲线</w:t>
-      </w:r>
-      <w:r>
-        <w:rPr>
-          <w:rFonts w:hint="eastAsia" w:ascii="Times New Roman" w:hAnsi="Times New Roman" w:eastAsia="Times New Roman" w:cs="Times New Roman"/>
-        </w:rPr>
-        <w:t>——</w:t>
-      </w:r>
-      <w:r>
-        <w:rPr>
-          <w:rFonts w:hint="eastAsia" w:ascii="Times New Roman" w:hAnsi="Times New Roman" w:eastAsia="FangSong" w:cs="Times New Roman"/>
-        </w:rPr>
-        <w:t>产物自身作为催化剂使速率先增后减</w:t>
-      </w:r>
-      <w:r>
-        <w:rPr>
-          <w:rFonts w:hint="eastAsia" w:ascii="Times New Roman" w:hAnsi="Times New Roman" w:eastAsia="Times New Roman" w:cs="Times New Roman"/>
-        </w:rPr>
-        <w:t>，</w:t>
-      </w:r>
-      <w:r>
-        <w:rPr>
-          <w:rFonts w:hint="eastAsia" w:ascii="Times New Roman" w:hAnsi="Times New Roman" w:eastAsia="FangSong" w:cs="Times New Roman"/>
-        </w:rPr>
-        <w:t>呈现典型的</w:t>
-      </w:r>
-      <w:r>
-        <w:rPr>
-          <w:rFonts w:hint="eastAsia" w:ascii="Times New Roman" w:hAnsi="Times New Roman" w:eastAsia="Times New Roman" w:cs="Times New Roman"/>
-        </w:rPr>
-        <w:t>S</w:t>
-      </w:r>
-      <w:r>
-        <w:rPr>
-          <w:rFonts w:hint="eastAsia" w:ascii="Times New Roman" w:hAnsi="Times New Roman" w:eastAsia="FangSong" w:cs="Times New Roman"/>
-        </w:rPr>
-        <w:t>形浓度变化</w:t>
-      </w:r>
-    </w:p>
-    <w:bookmarkEnd w:id="67"/>
-    <w:bookmarkStart w:id="68" w:name="稳态近似ssa"/>
+    <w:bookmarkEnd w:id="64"/>
+    <w:bookmarkStart w:id="65" w:name="稳态近似ssa"/>
     <w:p>
       <w:pPr>
         <w:pStyle w:val="Heading3"/>
@@ -25001,8 +24883,8 @@
         <w:t>。</w:t>
       </w:r>
     </w:p>
-    <w:bookmarkEnd w:id="68"/>
-    <w:bookmarkStart w:id="69" w:name="随堂例用机理推导总速率式"/>
+    <w:bookmarkEnd w:id="65"/>
+    <w:bookmarkStart w:id="66" w:name="随堂例用机理推导总速率式"/>
     <w:p>
       <w:pPr>
         <w:pStyle w:val="Heading3"/>
@@ -25748,8 +25630,8 @@
         <w:t>。</w:t>
       </w:r>
     </w:p>
-    <w:bookmarkEnd w:id="69"/>
-    <w:bookmarkStart w:id="70" w:name="平衡假设与稳态近似的区别"/>
+    <w:bookmarkEnd w:id="66"/>
+    <w:bookmarkStart w:id="67" w:name="平衡假设与稳态近似的区别"/>
     <w:p>
       <w:pPr>
         <w:pStyle w:val="Heading3"/>
@@ -26140,8 +26022,8 @@
         <w:t>”</w:t>
       </w:r>
     </w:p>
-    <w:bookmarkEnd w:id="70"/>
-    <w:bookmarkStart w:id="71" w:name="链反应的最基本图景"/>
+    <w:bookmarkEnd w:id="67"/>
+    <w:bookmarkStart w:id="68" w:name="链反应的最基本图景"/>
     <w:p>
       <w:pPr>
         <w:pStyle w:val="Heading3"/>
@@ -26339,9 +26221,9 @@
         </w:pict>
       </w:r>
     </w:p>
-    <w:bookmarkEnd w:id="71"/>
-    <w:bookmarkEnd w:id="72"/>
-    <w:bookmarkStart w:id="76" w:name="七知识网络与做题方法"/>
+    <w:bookmarkEnd w:id="68"/>
+    <w:bookmarkEnd w:id="69"/>
+    <w:bookmarkStart w:id="73" w:name="七知识网络与做题方法"/>
     <w:p>
       <w:pPr>
         <w:pStyle w:val="Heading2"/>
@@ -26366,7 +26248,7 @@
         <w:t>知识网络与做题方法</w:t>
       </w:r>
     </w:p>
-    <w:bookmarkStart w:id="73" w:name="动力学常用工具总表"/>
+    <w:bookmarkStart w:id="70" w:name="动力学常用工具总表"/>
     <w:p>
       <w:pPr>
         <w:pStyle w:val="Heading3"/>
@@ -26768,8 +26650,8 @@
         </w:tc>
       </w:tr>
     </w:tbl>
-    <w:bookmarkEnd w:id="73"/>
-    <w:bookmarkStart w:id="74" w:name="动力学题四步法"/>
+    <w:bookmarkEnd w:id="70"/>
+    <w:bookmarkStart w:id="71" w:name="动力学题四步法"/>
     <w:p>
       <w:pPr>
         <w:pStyle w:val="Heading3"/>
@@ -26966,8 +26848,8 @@
         <w:t>对数形式和数量级是否合理</w:t>
       </w:r>
     </w:p>
-    <w:bookmarkEnd w:id="74"/>
-    <w:bookmarkStart w:id="75" w:name="动力学热力学平衡的分工"/>
+    <w:bookmarkEnd w:id="71"/>
+    <w:bookmarkStart w:id="72" w:name="动力学热力学平衡的分工"/>
     <w:p>
       <w:pPr>
         <w:pStyle w:val="Heading3"/>
@@ -27509,9 +27391,9 @@
         </w:pict>
       </w:r>
     </w:p>
-    <w:bookmarkEnd w:id="75"/>
-    <w:bookmarkEnd w:id="76"/>
-    <w:bookmarkStart w:id="77" w:name="八随堂例题"/>
+    <w:bookmarkEnd w:id="72"/>
+    <w:bookmarkEnd w:id="73"/>
+    <w:bookmarkStart w:id="74" w:name="八随堂例题"/>
     <w:p>
       <w:pPr>
         <w:pStyle w:val="Heading2"/>
@@ -27687,8 +27569,8 @@
         <w:t>。</w:t>
       </w:r>
     </w:p>
-    <w:bookmarkEnd w:id="77"/>
-    <w:bookmarkStart w:id="78" w:name="九本节总结速查"/>
+    <w:bookmarkEnd w:id="74"/>
+    <w:bookmarkStart w:id="75" w:name="九本节总结速查"/>
     <w:p>
       <w:pPr>
         <w:pStyle w:val="Heading2"/>
@@ -28492,8 +28374,8 @@
         </w:pict>
       </w:r>
     </w:p>
-    <w:bookmarkEnd w:id="78"/>
-    <w:bookmarkStart w:id="82" w:name="十三级练习题"/>
+    <w:bookmarkEnd w:id="75"/>
+    <w:bookmarkStart w:id="79" w:name="十三级练习题"/>
     <w:p>
       <w:pPr>
         <w:pStyle w:val="Heading2"/>
@@ -28518,7 +28400,7 @@
         <w:t>三级练习题</w:t>
       </w:r>
     </w:p>
-    <w:bookmarkStart w:id="79" w:name="基础巩固10-题"/>
+    <w:bookmarkStart w:id="76" w:name="基础巩固10-题"/>
     <w:p>
       <w:pPr>
         <w:pStyle w:val="Heading3"/>
@@ -29417,8 +29299,8 @@
         <w:t>？</w:t>
       </w:r>
     </w:p>
-    <w:bookmarkEnd w:id="79"/>
-    <w:bookmarkStart w:id="80" w:name="竞赛入门9-题"/>
+    <w:bookmarkEnd w:id="76"/>
+    <w:bookmarkStart w:id="77" w:name="竞赛入门9-题"/>
     <w:p>
       <w:pPr>
         <w:pStyle w:val="Heading3"/>
@@ -30979,8 +30861,8 @@
         <w:t>？</w:t>
       </w:r>
     </w:p>
-    <w:bookmarkEnd w:id="80"/>
-    <w:bookmarkStart w:id="81" w:name="真题挑战6-题"/>
+    <w:bookmarkEnd w:id="77"/>
+    <w:bookmarkStart w:id="78" w:name="真题挑战6-题"/>
     <w:p>
       <w:pPr>
         <w:pStyle w:val="Heading3"/>
@@ -31841,9 +31723,9 @@
         </w:pict>
       </w:r>
     </w:p>
-    <w:bookmarkEnd w:id="81"/>
-    <w:bookmarkEnd w:id="82"/>
-    <w:bookmarkStart w:id="86" w:name="十一练习题答案"/>
+    <w:bookmarkEnd w:id="78"/>
+    <w:bookmarkEnd w:id="79"/>
+    <w:bookmarkStart w:id="83" w:name="十一练习题答案"/>
     <w:p>
       <w:pPr>
         <w:pStyle w:val="Heading2"/>
@@ -31868,7 +31750,7 @@
         <w:t>练习题答案</w:t>
       </w:r>
     </w:p>
-    <w:bookmarkStart w:id="83" w:name="基础巩固答案"/>
+    <w:bookmarkStart w:id="80" w:name="基础巩固答案"/>
     <w:p>
       <w:pPr>
         <w:pStyle w:val="Heading3"/>
@@ -32943,8 +32825,8 @@
         <w:t>。</w:t>
       </w:r>
     </w:p>
-    <w:bookmarkEnd w:id="83"/>
-    <w:bookmarkStart w:id="84" w:name="竞赛入门答案"/>
+    <w:bookmarkEnd w:id="80"/>
+    <w:bookmarkStart w:id="81" w:name="竞赛入门答案"/>
     <w:p>
       <w:pPr>
         <w:pStyle w:val="Heading3"/>
@@ -34483,8 +34365,8 @@
         <w:t>。</w:t>
       </w:r>
     </w:p>
-    <w:bookmarkEnd w:id="84"/>
-    <w:bookmarkStart w:id="85" w:name="真题挑战答案"/>
+    <w:bookmarkEnd w:id="81"/>
+    <w:bookmarkStart w:id="82" w:name="真题挑战答案"/>
     <w:p>
       <w:pPr>
         <w:pStyle w:val="Heading3"/>
@@ -35849,9 +35731,9 @@
         <w:t>。</w:t>
       </w:r>
     </w:p>
-    <w:bookmarkEnd w:id="85"/>
-    <w:bookmarkEnd w:id="86"/>
-    <w:bookmarkEnd w:id="87"/>
+    <w:bookmarkEnd w:id="82"/>
+    <w:bookmarkEnd w:id="83"/>
+    <w:bookmarkEnd w:id="84"/>
     <w:sectPr>
       <w:footerReference w:type="default" r:id="rId9"/>
       <w:footnotePr>

--- a/06-学生侧材料/讲义/3-物理化学/化学动力学-超级充实版（自学完整）.docx
+++ b/06-学生侧材料/讲义/3-物理化学/化学动力学-超级充实版（自学完整）.docx
@@ -11303,7 +11303,7 @@
           <w:iCs/>
           <w:sz w:val="21"/>
         </w:rPr>
-        <w:t xml:space="preserve"> 3 </w:t>
+        <w:t xml:space="preserve"> 1 </w:t>
       </w:r>
       <w:r>
         <w:rPr>
@@ -15252,7 +15252,7 @@
           <w:iCs/>
           <w:sz w:val="21"/>
         </w:rPr>
-        <w:t xml:space="preserve"> 5 </w:t>
+        <w:t xml:space="preserve"> 2 </w:t>
       </w:r>
       <w:r>
         <w:rPr>
@@ -17229,7 +17229,7 @@
           <w:iCs/>
           <w:sz w:val="21"/>
         </w:rPr>
-        <w:t xml:space="preserve"> 1 </w:t>
+        <w:t xml:space="preserve"> 3 </w:t>
       </w:r>
       <w:r>
         <w:rPr>

--- a/06-学生侧材料/讲义/3-物理化学/化学动力学-超级充实版（自学完整）.docx
+++ b/06-学生侧材料/讲义/3-物理化学/化学动力学-超级充实版（自学完整）.docx
@@ -11303,7 +11303,7 @@
           <w:iCs/>
           <w:sz w:val="21"/>
         </w:rPr>
-        <w:t xml:space="preserve"> 1 </w:t>
+        <w:t xml:space="preserve"> 3 </w:t>
       </w:r>
       <w:r>
         <w:rPr>
@@ -15252,7 +15252,7 @@
           <w:iCs/>
           <w:sz w:val="21"/>
         </w:rPr>
-        <w:t xml:space="preserve"> 2 </w:t>
+        <w:t xml:space="preserve"> 5 </w:t>
       </w:r>
       <w:r>
         <w:rPr>
@@ -17229,7 +17229,7 @@
           <w:iCs/>
           <w:sz w:val="21"/>
         </w:rPr>
-        <w:t xml:space="preserve"> 3 </w:t>
+        <w:t xml:space="preserve"> 1 </w:t>
       </w:r>
       <w:r>
         <w:rPr>
